--- a/pr-preview/pr-329/linear-algebra-subspaces-tracked-changes.docx
+++ b/pr-preview/pr-329/linear-algebra-subspaces-tracked-changes.docx
@@ -16,7 +16,7 @@
       </w:pPr>
       <w:del w:id="1" w:author="PR Preview" w:date="2026-01-01T00:00:00Z">
         <w:r>
-          <w:delText xml:space="preserve">Last modified: 2026-10-15 23:56:47 (PDT)</w:delText>
+          <w:delText xml:space="preserve">Last modified: 2026-10-16 01:53:21 (PDT)</w:delText>
         </w:r>
       </w:del>
     </w:p>
@@ -26,7 +26,7 @@
       </w:pPr>
       <w:ins w:id="2" w:author="PR Preview" w:date="2026-01-01T00:00:00Z">
         <w:r>
-          <w:t xml:space="preserve">Last modified: 2026-10-16 00:45:25 (PDT)</w:t>
+          <w:t xml:space="preserve">Last modified: 2026-10-16 01:54:17 (PDT)</w:t>
         </w:r>
       </w:ins>
     </w:p>

--- a/pr-preview/pr-329/linear-algebra-subspaces-tracked-changes.docx
+++ b/pr-preview/pr-329/linear-algebra-subspaces-tracked-changes.docx
@@ -16,7 +16,7 @@
       </w:pPr>
       <w:del w:id="1" w:author="PR Preview" w:date="2026-01-01T00:00:00Z">
         <w:r>
-          <w:delText xml:space="preserve">Last modified: 2026-10-16 01:53:21 (PDT)</w:delText>
+          <w:delText xml:space="preserve">Last modified: 2026-10-16 02:45:37 (PDT)</w:delText>
         </w:r>
       </w:del>
     </w:p>
@@ -26,7 +26,7 @@
       </w:pPr>
       <w:ins w:id="2" w:author="PR Preview" w:date="2026-01-01T00:00:00Z">
         <w:r>
-          <w:t xml:space="preserve">Last modified: 2026-10-16 01:54:17 (PDT)</w:t>
+          <w:t xml:space="preserve">Last modified: 2026-10-16 02:50:49 (PDT)</w:t>
         </w:r>
       </w:ins>
     </w:p>

--- a/pr-preview/pr-329/linear-algebra-subspaces-tracked-changes.docx
+++ b/pr-preview/pr-329/linear-algebra-subspaces-tracked-changes.docx
@@ -16,7 +16,7 @@
       </w:pPr>
       <w:del w:id="1" w:author="PR Preview" w:date="2026-01-01T00:00:00Z">
         <w:r>
-          <w:delText xml:space="preserve">Last modified: 2026-10-16 02:45:37 (PDT)</w:delText>
+          <w:delText xml:space="preserve">Last modified: 2026-10-16 03:50:53 (PDT)</w:delText>
         </w:r>
       </w:del>
     </w:p>
@@ -26,7 +26,7 @@
       </w:pPr>
       <w:ins w:id="2" w:author="PR Preview" w:date="2026-01-01T00:00:00Z">
         <w:r>
-          <w:t xml:space="preserve">Last modified: 2026-10-16 02:50:49 (PDT)</w:t>
+          <w:t xml:space="preserve">Last modified: 2026-10-16 04:03:03 (PDT)</w:t>
         </w:r>
       </w:ins>
     </w:p>
@@ -63,16 +63,21 @@
       <m:oMath>
         <m:sSub>
           <m:e>
-            <m:acc>
-              <m:accPr>
-                <m:chr m:val="̃"/>
-              </m:accPr>
+            <m:limLow>
               <m:e>
                 <m:r>
                   <m:t>v</m:t>
                 </m:r>
               </m:e>
-            </m:acc>
+              <m:lim>
+                <m:r>
+                  <m:rPr>
+                    <m:sty m:val="p"/>
+                  </m:rPr>
+                  <m:t>∼</m:t>
+                </m:r>
+              </m:lim>
+            </m:limLow>
           </m:e>
           <m:sub>
             <m:r>
@@ -100,16 +105,21 @@
         </m:r>
         <m:sSub>
           <m:e>
-            <m:acc>
-              <m:accPr>
-                <m:chr m:val="̃"/>
-              </m:accPr>
+            <m:limLow>
               <m:e>
                 <m:r>
                   <m:t>v</m:t>
                 </m:r>
               </m:e>
-            </m:acc>
+              <m:lim>
+                <m:r>
+                  <m:rPr>
+                    <m:sty m:val="p"/>
+                  </m:rPr>
+                  <m:t>∼</m:t>
+                </m:r>
+              </m:lim>
+            </m:limLow>
           </m:e>
           <m:sub>
             <m:r>
@@ -231,16 +241,21 @@
           </m:sSub>
           <m:sSub>
             <m:e>
-              <m:acc>
-                <m:accPr>
-                  <m:chr m:val="̃"/>
-                </m:accPr>
+              <m:limLow>
                 <m:e>
                   <m:r>
                     <m:t>v</m:t>
                   </m:r>
                 </m:e>
-              </m:acc>
+                <m:lim>
+                  <m:r>
+                    <m:rPr>
+                      <m:sty m:val="p"/>
+                    </m:rPr>
+                    <m:t>∼</m:t>
+                  </m:r>
+                </m:lim>
+              </m:limLow>
             </m:e>
             <m:sub>
               <m:r>
@@ -280,16 +295,21 @@
           </m:sSub>
           <m:sSub>
             <m:e>
-              <m:acc>
-                <m:accPr>
-                  <m:chr m:val="̃"/>
-                </m:accPr>
+              <m:limLow>
                 <m:e>
                   <m:r>
                     <m:t>v</m:t>
                   </m:r>
                 </m:e>
-              </m:acc>
+                <m:lim>
+                  <m:r>
+                    <m:rPr>
+                      <m:sty m:val="p"/>
+                    </m:rPr>
+                    <m:t>∼</m:t>
+                  </m:r>
+                </m:lim>
+              </m:limLow>
             </m:e>
             <m:sub>
               <m:r>
@@ -303,16 +323,21 @@
             </m:rPr>
             <m:t>=</m:t>
           </m:r>
-          <m:acc>
-            <m:accPr>
-              <m:chr m:val="̃"/>
-            </m:accPr>
+          <m:limLow>
             <m:e>
               <m:r>
                 <m:t>0</m:t>
               </m:r>
             </m:e>
-          </m:acc>
+            <m:lim>
+              <m:r>
+                <m:rPr>
+                  <m:sty m:val="p"/>
+                </m:rPr>
+                <m:t>∼</m:t>
+              </m:r>
+            </m:lim>
+          </m:limLow>
         </m:oMath>
       </m:oMathPara>
     </w:p>
@@ -462,16 +487,21 @@
       <m:oMath>
         <m:sSub>
           <m:e>
-            <m:acc>
-              <m:accPr>
-                <m:chr m:val="̃"/>
-              </m:accPr>
+            <m:limLow>
               <m:e>
                 <m:r>
                   <m:t>v</m:t>
                 </m:r>
               </m:e>
-            </m:acc>
+              <m:lim>
+                <m:r>
+                  <m:rPr>
+                    <m:sty m:val="p"/>
+                  </m:rPr>
+                  <m:t>∼</m:t>
+                </m:r>
+              </m:lim>
+            </m:limLow>
           </m:e>
           <m:sub>
             <m:r>
@@ -522,16 +552,21 @@
       <m:oMath>
         <m:sSub>
           <m:e>
-            <m:acc>
-              <m:accPr>
-                <m:chr m:val="̃"/>
-              </m:accPr>
+            <m:limLow>
               <m:e>
                 <m:r>
                   <m:t>v</m:t>
                 </m:r>
               </m:e>
-            </m:acc>
+              <m:lim>
+                <m:r>
+                  <m:rPr>
+                    <m:sty m:val="p"/>
+                  </m:rPr>
+                  <m:t>∼</m:t>
+                </m:r>
+              </m:lim>
+            </m:limLow>
           </m:e>
           <m:sub>
             <m:r>
@@ -594,16 +629,21 @@
         </m:sSub>
         <m:sSub>
           <m:e>
-            <m:acc>
-              <m:accPr>
-                <m:chr m:val="̃"/>
-              </m:accPr>
+            <m:limLow>
               <m:e>
                 <m:r>
                   <m:t>v</m:t>
                 </m:r>
               </m:e>
-            </m:acc>
+              <m:lim>
+                <m:r>
+                  <m:rPr>
+                    <m:sty m:val="p"/>
+                  </m:rPr>
+                  <m:t>∼</m:t>
+                </m:r>
+              </m:lim>
+            </m:limLow>
           </m:e>
           <m:sub>
             <m:r>
@@ -631,16 +671,21 @@
         </m:sSub>
         <m:sSub>
           <m:e>
-            <m:acc>
-              <m:accPr>
-                <m:chr m:val="̃"/>
-              </m:accPr>
+            <m:limLow>
               <m:e>
                 <m:r>
                   <m:t>v</m:t>
                 </m:r>
               </m:e>
-            </m:acc>
+              <m:lim>
+                <m:r>
+                  <m:rPr>
+                    <m:sty m:val="p"/>
+                  </m:rPr>
+                  <m:t>∼</m:t>
+                </m:r>
+              </m:lim>
+            </m:limLow>
           </m:e>
           <m:sub>
             <m:r>
@@ -728,16 +773,21 @@
         <w:t xml:space="preserve"> </w:t>
       </w:r>
       <m:oMath>
-        <m:acc>
-          <m:accPr>
-            <m:chr m:val="̃"/>
-          </m:accPr>
+        <m:limLow>
           <m:e>
             <m:r>
               <m:t>0</m:t>
             </m:r>
           </m:e>
-        </m:acc>
+          <m:lim>
+            <m:r>
+              <m:rPr>
+                <m:sty m:val="p"/>
+              </m:rPr>
+              <m:t>∼</m:t>
+            </m:r>
+          </m:lim>
+        </m:limLow>
       </m:oMath>
       <w:r>
         <w:t xml:space="preserve"> </w:t>
@@ -818,16 +868,21 @@
       <m:oMath>
         <m:sSub>
           <m:e>
-            <m:acc>
-              <m:accPr>
-                <m:chr m:val="̃"/>
-              </m:accPr>
+            <m:limLow>
               <m:e>
                 <m:r>
                   <m:t>v</m:t>
                 </m:r>
               </m:e>
-            </m:acc>
+              <m:lim>
+                <m:r>
+                  <m:rPr>
+                    <m:sty m:val="p"/>
+                  </m:rPr>
+                  <m:t>∼</m:t>
+                </m:r>
+              </m:lim>
+            </m:limLow>
           </m:e>
           <m:sub>
             <m:r>
@@ -878,16 +933,21 @@
       <m:oMath>
         <m:sSub>
           <m:e>
-            <m:acc>
-              <m:accPr>
-                <m:chr m:val="̃"/>
-              </m:accPr>
+            <m:limLow>
               <m:e>
                 <m:r>
                   <m:t>v</m:t>
                 </m:r>
               </m:e>
-            </m:acc>
+              <m:lim>
+                <m:r>
+                  <m:rPr>
+                    <m:sty m:val="p"/>
+                  </m:rPr>
+                  <m:t>∼</m:t>
+                </m:r>
+              </m:lim>
+            </m:limLow>
           </m:e>
           <m:sub>
             <m:r>
@@ -941,16 +1001,21 @@
         </m:r>
         <m:sSub>
           <m:e>
-            <m:acc>
-              <m:accPr>
-                <m:chr m:val="̃"/>
-              </m:accPr>
+            <m:limLow>
               <m:e>
                 <m:r>
                   <m:t>v</m:t>
                 </m:r>
               </m:e>
-            </m:acc>
+              <m:lim>
+                <m:r>
+                  <m:rPr>
+                    <m:sty m:val="p"/>
+                  </m:rPr>
+                  <m:t>∼</m:t>
+                </m:r>
+              </m:lim>
+            </m:limLow>
           </m:e>
           <m:sub>
             <m:r>
@@ -966,16 +1031,21 @@
         </m:r>
         <m:sSub>
           <m:e>
-            <m:acc>
-              <m:accPr>
-                <m:chr m:val="̃"/>
-              </m:accPr>
+            <m:limLow>
               <m:e>
                 <m:r>
                   <m:t>v</m:t>
                 </m:r>
               </m:e>
-            </m:acc>
+              <m:lim>
+                <m:r>
+                  <m:rPr>
+                    <m:sty m:val="p"/>
+                  </m:rPr>
+                  <m:t>∼</m:t>
+                </m:r>
+              </m:lim>
+            </m:limLow>
           </m:e>
           <m:sub>
             <m:r>
@@ -989,16 +1059,21 @@
           </m:rPr>
           <m:t>=</m:t>
         </m:r>
-        <m:acc>
-          <m:accPr>
-            <m:chr m:val="̃"/>
-          </m:accPr>
+        <m:limLow>
           <m:e>
             <m:r>
               <m:t>0</m:t>
             </m:r>
           </m:e>
-        </m:acc>
+          <m:lim>
+            <m:r>
+              <m:rPr>
+                <m:sty m:val="p"/>
+              </m:rPr>
+              <m:t>∼</m:t>
+            </m:r>
+          </m:lim>
+        </m:limLow>
       </m:oMath>
       <w:r>
         <w:t xml:space="preserve">.</w:t>
@@ -1374,16 +1449,21 @@
           </m:rPr>
           <m:t>=</m:t>
         </m:r>
-        <m:acc>
-          <m:accPr>
-            <m:chr m:val="̃"/>
-          </m:accPr>
+        <m:limLow>
           <m:e>
             <m:r>
               <m:t>0</m:t>
             </m:r>
           </m:e>
-        </m:acc>
+          <m:lim>
+            <m:r>
+              <m:rPr>
+                <m:sty m:val="p"/>
+              </m:rPr>
+              <m:t>∼</m:t>
+            </m:r>
+          </m:lim>
+        </m:limLow>
       </m:oMath>
       <w:r>
         <w:t xml:space="preserve">,</w:t>
@@ -2088,16 +2168,21 @@
           </m:rPr>
           <m:t>=</m:t>
         </m:r>
-        <m:acc>
-          <m:accPr>
-            <m:chr m:val="̃"/>
-          </m:accPr>
+        <m:limLow>
           <m:e>
             <m:r>
               <m:t>0</m:t>
             </m:r>
           </m:e>
-        </m:acc>
+          <m:lim>
+            <m:r>
+              <m:rPr>
+                <m:sty m:val="p"/>
+              </m:rPr>
+              <m:t>∼</m:t>
+            </m:r>
+          </m:lim>
+        </m:limLow>
       </m:oMath>
       <w:r>
         <w:t xml:space="preserve">,</w:t>
@@ -2544,16 +2629,21 @@
         <w:t xml:space="preserve"> </w:t>
       </w:r>
       <m:oMath>
-        <m:acc>
-          <m:accPr>
-            <m:chr m:val="̃"/>
-          </m:accPr>
+        <m:limLow>
           <m:e>
             <m:r>
               <m:t>u</m:t>
             </m:r>
           </m:e>
-        </m:acc>
+          <m:lim>
+            <m:r>
+              <m:rPr>
+                <m:sty m:val="p"/>
+              </m:rPr>
+              <m:t>∼</m:t>
+            </m:r>
+          </m:lim>
+        </m:limLow>
         <m:r>
           <m:rPr>
             <m:sty m:val="p"/>
@@ -2578,16 +2668,21 @@
         <w:t xml:space="preserve"> </w:t>
       </w:r>
       <m:oMath>
-        <m:acc>
-          <m:accPr>
-            <m:chr m:val="̃"/>
-          </m:accPr>
+        <m:limLow>
           <m:e>
             <m:r>
               <m:t>v</m:t>
             </m:r>
           </m:e>
-        </m:acc>
+          <m:lim>
+            <m:r>
+              <m:rPr>
+                <m:sty m:val="p"/>
+              </m:rPr>
+              <m:t>∼</m:t>
+            </m:r>
+          </m:lim>
+        </m:limLow>
         <m:r>
           <m:rPr>
             <m:sty m:val="p"/>
@@ -2615,32 +2710,42 @@
         <w:t xml:space="preserve"> </w:t>
       </w:r>
       <m:oMath>
-        <m:acc>
-          <m:accPr>
-            <m:chr m:val="̃"/>
-          </m:accPr>
+        <m:limLow>
           <m:e>
             <m:r>
               <m:t>u</m:t>
             </m:r>
           </m:e>
-        </m:acc>
+          <m:lim>
+            <m:r>
+              <m:rPr>
+                <m:sty m:val="p"/>
+              </m:rPr>
+              <m:t>∼</m:t>
+            </m:r>
+          </m:lim>
+        </m:limLow>
         <m:r>
           <m:rPr>
             <m:sty m:val="p"/>
           </m:rPr>
           <m:t>+</m:t>
         </m:r>
-        <m:acc>
-          <m:accPr>
-            <m:chr m:val="̃"/>
-          </m:accPr>
+        <m:limLow>
           <m:e>
             <m:r>
               <m:t>v</m:t>
             </m:r>
           </m:e>
-        </m:acc>
+          <m:lim>
+            <m:r>
+              <m:rPr>
+                <m:sty m:val="p"/>
+              </m:rPr>
+              <m:t>∼</m:t>
+            </m:r>
+          </m:lim>
+        </m:limLow>
         <m:r>
           <m:rPr>
             <m:sty m:val="p"/>
@@ -2674,16 +2779,21 @@
         <w:t xml:space="preserve"> </w:t>
       </w:r>
       <m:oMath>
-        <m:acc>
-          <m:accPr>
-            <m:chr m:val="̃"/>
-          </m:accPr>
+        <m:limLow>
           <m:e>
             <m:r>
               <m:t>u</m:t>
             </m:r>
           </m:e>
-        </m:acc>
+          <m:lim>
+            <m:r>
+              <m:rPr>
+                <m:sty m:val="p"/>
+              </m:rPr>
+              <m:t>∼</m:t>
+            </m:r>
+          </m:lim>
+        </m:limLow>
         <m:r>
           <m:rPr>
             <m:sty m:val="p"/>
@@ -2741,16 +2851,21 @@
         <m:r>
           <m:t>c</m:t>
         </m:r>
-        <m:acc>
-          <m:accPr>
-            <m:chr m:val="̃"/>
-          </m:accPr>
+        <m:limLow>
           <m:e>
             <m:r>
               <m:t>u</m:t>
             </m:r>
           </m:e>
-        </m:acc>
+          <m:lim>
+            <m:r>
+              <m:rPr>
+                <m:sty m:val="p"/>
+              </m:rPr>
+              <m:t>∼</m:t>
+            </m:r>
+          </m:lim>
+        </m:limLow>
         <m:r>
           <m:rPr>
             <m:sty m:val="p"/>
@@ -3450,16 +3565,21 @@
             <m:grow/>
           </m:dPr>
           <m:e>
-            <m:acc>
-              <m:accPr>
-                <m:chr m:val="̃"/>
-              </m:accPr>
+            <m:limLow>
               <m:e>
                 <m:r>
                   <m:t>0</m:t>
                 </m:r>
               </m:e>
-            </m:acc>
+              <m:lim>
+                <m:r>
+                  <m:rPr>
+                    <m:sty m:val="p"/>
+                  </m:rPr>
+                  <m:t>∼</m:t>
+                </m:r>
+              </m:lim>
+            </m:limLow>
           </m:e>
         </m:d>
         <m:r>
@@ -3928,16 +4048,21 @@
         <w:t xml:space="preserve"> </w:t>
       </w:r>
       <m:oMath>
-        <m:acc>
-          <m:accPr>
-            <m:chr m:val="̃"/>
-          </m:accPr>
+        <m:limLow>
           <m:e>
             <m:r>
               <m:t>0</m:t>
             </m:r>
           </m:e>
-        </m:acc>
+          <m:lim>
+            <m:r>
+              <m:rPr>
+                <m:sty m:val="p"/>
+              </m:rPr>
+              <m:t>∼</m:t>
+            </m:r>
+          </m:lim>
+        </m:limLow>
         <m:r>
           <m:rPr>
             <m:sty m:val="p"/>
@@ -3978,16 +4103,21 @@
         <w:t xml:space="preserve"> </w:t>
       </w:r>
       <m:oMath>
-        <m:acc>
-          <m:accPr>
-            <m:chr m:val="̃"/>
-          </m:accPr>
+        <m:limLow>
           <m:e>
             <m:r>
               <m:t>u</m:t>
             </m:r>
           </m:e>
-        </m:acc>
+          <m:lim>
+            <m:r>
+              <m:rPr>
+                <m:sty m:val="p"/>
+              </m:rPr>
+              <m:t>∼</m:t>
+            </m:r>
+          </m:lim>
+        </m:limLow>
       </m:oMath>
       <w:r>
         <w:t xml:space="preserve">.</w:t>
@@ -4034,16 +4164,21 @@
           </m:rPr>
           <m:t>⋅</m:t>
         </m:r>
-        <m:acc>
-          <m:accPr>
-            <m:chr m:val="̃"/>
-          </m:accPr>
+        <m:limLow>
           <m:e>
             <m:r>
               <m:t>u</m:t>
             </m:r>
           </m:e>
-        </m:acc>
+          <m:lim>
+            <m:r>
+              <m:rPr>
+                <m:sty m:val="p"/>
+              </m:rPr>
+              <m:t>∼</m:t>
+            </m:r>
+          </m:lim>
+        </m:limLow>
       </m:oMath>
       <w:r>
         <w:t xml:space="preserve"> </w:t>
@@ -4085,32 +4220,42 @@
           </m:rPr>
           <m:t>⋅</m:t>
         </m:r>
-        <m:acc>
-          <m:accPr>
-            <m:chr m:val="̃"/>
-          </m:accPr>
+        <m:limLow>
           <m:e>
             <m:r>
               <m:t>u</m:t>
             </m:r>
           </m:e>
-        </m:acc>
+          <m:lim>
+            <m:r>
+              <m:rPr>
+                <m:sty m:val="p"/>
+              </m:rPr>
+              <m:t>∼</m:t>
+            </m:r>
+          </m:lim>
+        </m:limLow>
         <m:r>
           <m:rPr>
             <m:sty m:val="p"/>
           </m:rPr>
           <m:t>=</m:t>
         </m:r>
-        <m:acc>
-          <m:accPr>
-            <m:chr m:val="̃"/>
-          </m:accPr>
+        <m:limLow>
           <m:e>
             <m:r>
               <m:t>0</m:t>
             </m:r>
           </m:e>
-        </m:acc>
+          <m:lim>
+            <m:r>
+              <m:rPr>
+                <m:sty m:val="p"/>
+              </m:rPr>
+              <m:t>∼</m:t>
+            </m:r>
+          </m:lim>
+        </m:limLow>
       </m:oMath>
       <w:r>
         <w:t xml:space="preserve">.</w:t>
@@ -4261,16 +4406,21 @@
         <w:t xml:space="preserve"> </w:t>
       </w:r>
       <m:oMath>
-        <m:acc>
-          <m:accPr>
-            <m:chr m:val="̃"/>
-          </m:accPr>
+        <m:limLow>
           <m:e>
             <m:r>
               <m:t>0</m:t>
             </m:r>
           </m:e>
-        </m:acc>
+          <m:lim>
+            <m:r>
+              <m:rPr>
+                <m:sty m:val="p"/>
+              </m:rPr>
+              <m:t>∼</m:t>
+            </m:r>
+          </m:lim>
+        </m:limLow>
         <m:r>
           <m:rPr>
             <m:sty m:val="p"/>
@@ -4501,16 +4651,21 @@
         <w:t xml:space="preserve"> </w:t>
       </w:r>
       <m:oMath>
-        <m:acc>
-          <m:accPr>
-            <m:chr m:val="̃"/>
-          </m:accPr>
+        <m:limLow>
           <m:e>
             <m:r>
               <m:t>0</m:t>
             </m:r>
           </m:e>
-        </m:acc>
+          <m:lim>
+            <m:r>
+              <m:rPr>
+                <m:sty m:val="p"/>
+              </m:rPr>
+              <m:t>∼</m:t>
+            </m:r>
+          </m:lim>
+        </m:limLow>
       </m:oMath>
       <w:r>
         <w:t xml:space="preserve"> </w:t>
@@ -4696,16 +4851,21 @@
         <w:t xml:space="preserve"> </w:t>
       </w:r>
       <m:oMath>
-        <m:acc>
-          <m:accPr>
-            <m:chr m:val="̃"/>
-          </m:accPr>
+        <m:limLow>
           <m:e>
             <m:r>
               <m:t>0</m:t>
             </m:r>
           </m:e>
-        </m:acc>
+          <m:lim>
+            <m:r>
+              <m:rPr>
+                <m:sty m:val="p"/>
+              </m:rPr>
+              <m:t>∼</m:t>
+            </m:r>
+          </m:lim>
+        </m:limLow>
       </m:oMath>
       <w:r>
         <w:t xml:space="preserve">,</w:t>
@@ -4859,16 +5019,21 @@
       <m:oMath>
         <m:sSub>
           <m:e>
-            <m:acc>
-              <m:accPr>
-                <m:chr m:val="̃"/>
-              </m:accPr>
+            <m:limLow>
               <m:e>
                 <m:r>
                   <m:t>v</m:t>
                 </m:r>
               </m:e>
-            </m:acc>
+              <m:lim>
+                <m:r>
+                  <m:rPr>
+                    <m:sty m:val="p"/>
+                  </m:rPr>
+                  <m:t>∼</m:t>
+                </m:r>
+              </m:lim>
+            </m:limLow>
           </m:e>
           <m:sub>
             <m:r>
@@ -4896,16 +5061,21 @@
         </m:r>
         <m:sSub>
           <m:e>
-            <m:acc>
-              <m:accPr>
-                <m:chr m:val="̃"/>
-              </m:accPr>
+            <m:limLow>
               <m:e>
                 <m:r>
                   <m:t>v</m:t>
                 </m:r>
               </m:e>
-            </m:acc>
+              <m:lim>
+                <m:r>
+                  <m:rPr>
+                    <m:sty m:val="p"/>
+                  </m:rPr>
+                  <m:t>∼</m:t>
+                </m:r>
+              </m:lim>
+            </m:limLow>
           </m:e>
           <m:sub>
             <m:r>
@@ -4971,16 +5141,21 @@
             <m:e>
               <m:sSub>
                 <m:e>
-                  <m:acc>
-                    <m:accPr>
-                      <m:chr m:val="̃"/>
-                    </m:accPr>
+                  <m:limLow>
                     <m:e>
                       <m:r>
                         <m:t>v</m:t>
                       </m:r>
                     </m:e>
-                  </m:acc>
+                    <m:lim>
+                      <m:r>
+                        <m:rPr>
+                          <m:sty m:val="p"/>
+                        </m:rPr>
+                        <m:t>∼</m:t>
+                      </m:r>
+                    </m:lim>
+                  </m:limLow>
                 </m:e>
                 <m:sub>
                   <m:r>
@@ -5008,16 +5183,21 @@
               </m:r>
               <m:sSub>
                 <m:e>
-                  <m:acc>
-                    <m:accPr>
-                      <m:chr m:val="̃"/>
-                    </m:accPr>
+                  <m:limLow>
                     <m:e>
                       <m:r>
                         <m:t>v</m:t>
                       </m:r>
                     </m:e>
-                  </m:acc>
+                    <m:lim>
+                      <m:r>
+                        <m:rPr>
+                          <m:sty m:val="p"/>
+                        </m:rPr>
+                        <m:t>∼</m:t>
+                      </m:r>
+                    </m:lim>
+                  </m:limLow>
                 </m:e>
                 <m:sub>
                   <m:r>
@@ -5074,16 +5254,21 @@
               </m:sSub>
               <m:sSub>
                 <m:e>
-                  <m:acc>
-                    <m:accPr>
-                      <m:chr m:val="̃"/>
-                    </m:accPr>
+                  <m:limLow>
                     <m:e>
                       <m:r>
                         <m:t>v</m:t>
                       </m:r>
                     </m:e>
-                  </m:acc>
+                    <m:lim>
+                      <m:r>
+                        <m:rPr>
+                          <m:sty m:val="p"/>
+                        </m:rPr>
+                        <m:t>∼</m:t>
+                      </m:r>
+                    </m:lim>
+                  </m:limLow>
                 </m:e>
                 <m:sub>
                   <m:r>
@@ -5123,16 +5308,21 @@
               </m:sSub>
               <m:sSub>
                 <m:e>
-                  <m:acc>
-                    <m:accPr>
-                      <m:chr m:val="̃"/>
-                    </m:accPr>
+                  <m:limLow>
                     <m:e>
                       <m:r>
                         <m:t>v</m:t>
                       </m:r>
                     </m:e>
-                  </m:acc>
+                    <m:lim>
+                      <m:r>
+                        <m:rPr>
+                          <m:sty m:val="p"/>
+                        </m:rPr>
+                        <m:t>∼</m:t>
+                      </m:r>
+                    </m:lim>
+                  </m:limLow>
                 </m:e>
                 <m:sub>
                   <m:r>
@@ -5228,16 +5418,21 @@
       <m:oMath>
         <m:sSub>
           <m:e>
-            <m:acc>
-              <m:accPr>
-                <m:chr m:val="̃"/>
-              </m:accPr>
+            <m:limLow>
               <m:e>
                 <m:r>
                   <m:t>v</m:t>
                 </m:r>
               </m:e>
-            </m:acc>
+              <m:lim>
+                <m:r>
+                  <m:rPr>
+                    <m:sty m:val="p"/>
+                  </m:rPr>
+                  <m:t>∼</m:t>
+                </m:r>
+              </m:lim>
+            </m:limLow>
           </m:e>
           <m:sub>
             <m:r>
@@ -5265,16 +5460,21 @@
         </m:r>
         <m:sSub>
           <m:e>
-            <m:acc>
-              <m:accPr>
-                <m:chr m:val="̃"/>
-              </m:accPr>
+            <m:limLow>
               <m:e>
                 <m:r>
                   <m:t>v</m:t>
                 </m:r>
               </m:e>
-            </m:acc>
+              <m:lim>
+                <m:r>
+                  <m:rPr>
+                    <m:sty m:val="p"/>
+                  </m:rPr>
+                  <m:t>∼</m:t>
+                </m:r>
+              </m:lim>
+            </m:limLow>
           </m:e>
           <m:sub>
             <m:r>
@@ -5372,16 +5572,21 @@
             <m:grow/>
           </m:dPr>
           <m:e>
-            <m:acc>
-              <m:accPr>
-                <m:chr m:val="̃"/>
-              </m:accPr>
+            <m:limLow>
               <m:e>
                 <m:r>
                   <m:t>0</m:t>
                 </m:r>
               </m:e>
-            </m:acc>
+              <m:lim>
+                <m:r>
+                  <m:rPr>
+                    <m:sty m:val="p"/>
+                  </m:rPr>
+                  <m:t>∼</m:t>
+                </m:r>
+              </m:lim>
+            </m:limLow>
           </m:e>
         </m:d>
         <m:r>
@@ -6206,16 +6411,21 @@
       <m:oMath>
         <m:sSub>
           <m:e>
-            <m:acc>
-              <m:accPr>
-                <m:chr m:val="̃"/>
-              </m:accPr>
+            <m:limLow>
               <m:e>
                 <m:r>
                   <m:t>v</m:t>
                 </m:r>
               </m:e>
-            </m:acc>
+              <m:lim>
+                <m:r>
+                  <m:rPr>
+                    <m:sty m:val="p"/>
+                  </m:rPr>
+                  <m:t>∼</m:t>
+                </m:r>
+              </m:lim>
+            </m:limLow>
           </m:e>
           <m:sub>
             <m:r>
@@ -6243,16 +6453,21 @@
         </m:r>
         <m:sSub>
           <m:e>
-            <m:acc>
-              <m:accPr>
-                <m:chr m:val="̃"/>
-              </m:accPr>
+            <m:limLow>
               <m:e>
                 <m:r>
                   <m:t>v</m:t>
                 </m:r>
               </m:e>
-            </m:acc>
+              <m:lim>
+                <m:r>
+                  <m:rPr>
+                    <m:sty m:val="p"/>
+                  </m:rPr>
+                  <m:t>∼</m:t>
+                </m:r>
+              </m:lim>
+            </m:limLow>
           </m:e>
           <m:sub>
             <m:r>
@@ -6309,16 +6524,21 @@
           <m:e>
             <m:sSub>
               <m:e>
-                <m:acc>
-                  <m:accPr>
-                    <m:chr m:val="̃"/>
-                  </m:accPr>
+                <m:limLow>
                   <m:e>
                     <m:r>
                       <m:t>v</m:t>
                     </m:r>
                   </m:e>
-                </m:acc>
+                  <m:lim>
+                    <m:r>
+                      <m:rPr>
+                        <m:sty m:val="p"/>
+                      </m:rPr>
+                      <m:t>∼</m:t>
+                    </m:r>
+                  </m:lim>
+                </m:limLow>
               </m:e>
               <m:sub>
                 <m:r>
@@ -6346,16 +6566,21 @@
             </m:r>
             <m:sSub>
               <m:e>
-                <m:acc>
-                  <m:accPr>
-                    <m:chr m:val="̃"/>
-                  </m:accPr>
+                <m:limLow>
                   <m:e>
                     <m:r>
                       <m:t>v</m:t>
                     </m:r>
                   </m:e>
-                </m:acc>
+                  <m:lim>
+                    <m:r>
+                      <m:rPr>
+                        <m:sty m:val="p"/>
+                      </m:rPr>
+                      <m:t>∼</m:t>
+                    </m:r>
+                  </m:lim>
+                </m:limLow>
               </m:e>
               <m:sub>
                 <m:r>
@@ -6470,16 +6695,21 @@
         </m:r>
         <m:sSub>
           <m:e>
-            <m:acc>
-              <m:accPr>
-                <m:chr m:val="̃"/>
-              </m:accPr>
+            <m:limLow>
               <m:e>
                 <m:r>
                   <m:t>v</m:t>
                 </m:r>
               </m:e>
-            </m:acc>
+              <m:lim>
+                <m:r>
+                  <m:rPr>
+                    <m:sty m:val="p"/>
+                  </m:rPr>
+                  <m:t>∼</m:t>
+                </m:r>
+              </m:lim>
+            </m:limLow>
           </m:e>
           <m:sub>
             <m:r>
@@ -6516,16 +6746,21 @@
         </m:r>
         <m:sSub>
           <m:e>
-            <m:acc>
-              <m:accPr>
-                <m:chr m:val="̃"/>
-              </m:accPr>
+            <m:limLow>
               <m:e>
                 <m:r>
                   <m:t>v</m:t>
                 </m:r>
               </m:e>
-            </m:acc>
+              <m:lim>
+                <m:r>
+                  <m:rPr>
+                    <m:sty m:val="p"/>
+                  </m:rPr>
+                  <m:t>∼</m:t>
+                </m:r>
+              </m:lim>
+            </m:limLow>
           </m:e>
           <m:sub>
             <m:r>
@@ -6539,16 +6774,21 @@
           </m:rPr>
           <m:t>=</m:t>
         </m:r>
-        <m:acc>
-          <m:accPr>
-            <m:chr m:val="̃"/>
-          </m:accPr>
+        <m:limLow>
           <m:e>
             <m:r>
               <m:t>0</m:t>
             </m:r>
           </m:e>
-        </m:acc>
+          <m:lim>
+            <m:r>
+              <m:rPr>
+                <m:sty m:val="p"/>
+              </m:rPr>
+              <m:t>∼</m:t>
+            </m:r>
+          </m:lim>
+        </m:limLow>
       </m:oMath>
       <w:r>
         <w:t xml:space="preserve">.</w:t>
@@ -6575,16 +6815,21 @@
         <w:t xml:space="preserve"> </w:t>
       </w:r>
       <m:oMath>
-        <m:acc>
-          <m:accPr>
-            <m:chr m:val="̃"/>
-          </m:accPr>
+        <m:limLow>
           <m:e>
             <m:r>
               <m:t>u</m:t>
             </m:r>
           </m:e>
-        </m:acc>
+          <m:lim>
+            <m:r>
+              <m:rPr>
+                <m:sty m:val="p"/>
+              </m:rPr>
+              <m:t>∼</m:t>
+            </m:r>
+          </m:lim>
+        </m:limLow>
         <m:r>
           <m:rPr>
             <m:sty m:val="p"/>
@@ -6605,16 +6850,21 @@
         </m:sSub>
         <m:sSub>
           <m:e>
-            <m:acc>
-              <m:accPr>
-                <m:chr m:val="̃"/>
-              </m:accPr>
+            <m:limLow>
               <m:e>
                 <m:r>
                   <m:t>v</m:t>
                 </m:r>
               </m:e>
-            </m:acc>
+              <m:lim>
+                <m:r>
+                  <m:rPr>
+                    <m:sty m:val="p"/>
+                  </m:rPr>
+                  <m:t>∼</m:t>
+                </m:r>
+              </m:lim>
+            </m:limLow>
           </m:e>
           <m:sub>
             <m:r>
@@ -6654,16 +6904,21 @@
         </m:sSub>
         <m:sSub>
           <m:e>
-            <m:acc>
-              <m:accPr>
-                <m:chr m:val="̃"/>
-              </m:accPr>
+            <m:limLow>
               <m:e>
                 <m:r>
                   <m:t>v</m:t>
                 </m:r>
               </m:e>
-            </m:acc>
+              <m:lim>
+                <m:r>
+                  <m:rPr>
+                    <m:sty m:val="p"/>
+                  </m:rPr>
+                  <m:t>∼</m:t>
+                </m:r>
+              </m:lim>
+            </m:limLow>
           </m:e>
           <m:sub>
             <m:r>
@@ -6682,16 +6937,21 @@
         <w:t xml:space="preserve"> </w:t>
       </w:r>
       <m:oMath>
-        <m:acc>
-          <m:accPr>
-            <m:chr m:val="̃"/>
-          </m:accPr>
+        <m:limLow>
           <m:e>
             <m:r>
               <m:t>w</m:t>
             </m:r>
           </m:e>
-        </m:acc>
+          <m:lim>
+            <m:r>
+              <m:rPr>
+                <m:sty m:val="p"/>
+              </m:rPr>
+              <m:t>∼</m:t>
+            </m:r>
+          </m:lim>
+        </m:limLow>
         <m:r>
           <m:rPr>
             <m:sty m:val="p"/>
@@ -6712,16 +6972,21 @@
         </m:sSub>
         <m:sSub>
           <m:e>
-            <m:acc>
-              <m:accPr>
-                <m:chr m:val="̃"/>
-              </m:accPr>
+            <m:limLow>
               <m:e>
                 <m:r>
                   <m:t>v</m:t>
                 </m:r>
               </m:e>
-            </m:acc>
+              <m:lim>
+                <m:r>
+                  <m:rPr>
+                    <m:sty m:val="p"/>
+                  </m:rPr>
+                  <m:t>∼</m:t>
+                </m:r>
+              </m:lim>
+            </m:limLow>
           </m:e>
           <m:sub>
             <m:r>
@@ -6761,16 +7026,21 @@
         </m:sSub>
         <m:sSub>
           <m:e>
-            <m:acc>
-              <m:accPr>
-                <m:chr m:val="̃"/>
-              </m:accPr>
+            <m:limLow>
               <m:e>
                 <m:r>
                   <m:t>v</m:t>
                 </m:r>
               </m:e>
-            </m:acc>
+              <m:lim>
+                <m:r>
+                  <m:rPr>
+                    <m:sty m:val="p"/>
+                  </m:rPr>
+                  <m:t>∼</m:t>
+                </m:r>
+              </m:lim>
+            </m:limLow>
           </m:e>
           <m:sub>
             <m:r>
@@ -6800,32 +7070,42 @@
         <m:oMath>
           <m:eqArr>
             <m:e>
-              <m:acc>
-                <m:accPr>
-                  <m:chr m:val="̃"/>
-                </m:accPr>
+              <m:limLow>
                 <m:e>
                   <m:r>
                     <m:t>u</m:t>
                   </m:r>
                 </m:e>
-              </m:acc>
+                <m:lim>
+                  <m:r>
+                    <m:rPr>
+                      <m:sty m:val="p"/>
+                    </m:rPr>
+                    <m:t>∼</m:t>
+                  </m:r>
+                </m:lim>
+              </m:limLow>
               <m:r>
                 <m:rPr>
                   <m:sty m:val="p"/>
                 </m:rPr>
                 <m:t>+</m:t>
               </m:r>
-              <m:acc>
-                <m:accPr>
-                  <m:chr m:val="̃"/>
-                </m:accPr>
+              <m:limLow>
                 <m:e>
                   <m:r>
                     <m:t>w</m:t>
                   </m:r>
                 </m:e>
-              </m:acc>
+                <m:lim>
+                  <m:r>
+                    <m:rPr>
+                      <m:sty m:val="p"/>
+                    </m:rPr>
+                    <m:t>∼</m:t>
+                  </m:r>
+                </m:lim>
+              </m:limLow>
               <m:r>
                 <m:t>&amp;</m:t>
               </m:r>
@@ -6855,16 +7135,21 @@
               </m:sSub>
               <m:sSub>
                 <m:e>
-                  <m:acc>
-                    <m:accPr>
-                      <m:chr m:val="̃"/>
-                    </m:accPr>
+                  <m:limLow>
                     <m:e>
                       <m:r>
                         <m:t>v</m:t>
                       </m:r>
                     </m:e>
-                  </m:acc>
+                    <m:lim>
+                      <m:r>
+                        <m:rPr>
+                          <m:sty m:val="p"/>
+                        </m:rPr>
+                        <m:t>∼</m:t>
+                      </m:r>
+                    </m:lim>
+                  </m:limLow>
                 </m:e>
                 <m:sub>
                   <m:r>
@@ -6904,16 +7189,21 @@
               </m:sSub>
               <m:sSub>
                 <m:e>
-                  <m:acc>
-                    <m:accPr>
-                      <m:chr m:val="̃"/>
-                    </m:accPr>
+                  <m:limLow>
                     <m:e>
                       <m:r>
                         <m:t>v</m:t>
                       </m:r>
                     </m:e>
-                  </m:acc>
+                    <m:lim>
+                      <m:r>
+                        <m:rPr>
+                          <m:sty m:val="p"/>
+                        </m:rPr>
+                        <m:t>∼</m:t>
+                      </m:r>
+                    </m:lim>
+                  </m:limLow>
                 </m:e>
                 <m:sub>
                   <m:r>
@@ -6953,16 +7243,21 @@
               </m:sSub>
               <m:sSub>
                 <m:e>
-                  <m:acc>
-                    <m:accPr>
-                      <m:chr m:val="̃"/>
-                    </m:accPr>
+                  <m:limLow>
                     <m:e>
                       <m:r>
                         <m:t>v</m:t>
                       </m:r>
                     </m:e>
-                  </m:acc>
+                    <m:lim>
+                      <m:r>
+                        <m:rPr>
+                          <m:sty m:val="p"/>
+                        </m:rPr>
+                        <m:t>∼</m:t>
+                      </m:r>
+                    </m:lim>
+                  </m:limLow>
                 </m:e>
                 <m:sub>
                   <m:r>
@@ -7002,16 +7297,21 @@
               </m:sSub>
               <m:sSub>
                 <m:e>
-                  <m:acc>
-                    <m:accPr>
-                      <m:chr m:val="̃"/>
-                    </m:accPr>
+                  <m:limLow>
                     <m:e>
                       <m:r>
                         <m:t>v</m:t>
                       </m:r>
                     </m:e>
-                  </m:acc>
+                    <m:lim>
+                      <m:r>
+                        <m:rPr>
+                          <m:sty m:val="p"/>
+                        </m:rPr>
+                        <m:t>∼</m:t>
+                      </m:r>
+                    </m:lim>
+                  </m:limLow>
                 </m:e>
                 <m:sub>
                   <m:r>
@@ -7096,16 +7396,21 @@
               </m:r>
               <m:sSub>
                 <m:e>
-                  <m:acc>
-                    <m:accPr>
-                      <m:chr m:val="̃"/>
-                    </m:accPr>
+                  <m:limLow>
                     <m:e>
                       <m:r>
                         <m:t>v</m:t>
                       </m:r>
                     </m:e>
-                  </m:acc>
+                    <m:lim>
+                      <m:r>
+                        <m:rPr>
+                          <m:sty m:val="p"/>
+                        </m:rPr>
+                        <m:t>∼</m:t>
+                      </m:r>
+                    </m:lim>
+                  </m:limLow>
                 </m:e>
                 <m:sub>
                   <m:r>
@@ -7178,16 +7483,21 @@
               </m:r>
               <m:sSub>
                 <m:e>
-                  <m:acc>
-                    <m:accPr>
-                      <m:chr m:val="̃"/>
-                    </m:accPr>
+                  <m:limLow>
                     <m:e>
                       <m:r>
                         <m:t>v</m:t>
                       </m:r>
                     </m:e>
-                  </m:acc>
+                    <m:lim>
+                      <m:r>
+                        <m:rPr>
+                          <m:sty m:val="p"/>
+                        </m:rPr>
+                        <m:t>∼</m:t>
+                      </m:r>
+                    </m:lim>
+                  </m:limLow>
                 </m:e>
                 <m:sub>
                   <m:r>
@@ -7210,16 +7520,21 @@
               </m:r>
               <m:sSub>
                 <m:e>
-                  <m:acc>
-                    <m:accPr>
-                      <m:chr m:val="̃"/>
-                    </m:accPr>
+                  <m:limLow>
                     <m:e>
                       <m:r>
                         <m:t>v</m:t>
                       </m:r>
                     </m:e>
-                  </m:acc>
+                    <m:lim>
+                      <m:r>
+                        <m:rPr>
+                          <m:sty m:val="p"/>
+                        </m:rPr>
+                        <m:t>∼</m:t>
+                      </m:r>
+                    </m:lim>
+                  </m:limLow>
                 </m:e>
                 <m:sub>
                   <m:r>
@@ -7252,16 +7567,21 @@
       <m:oMath>
         <m:sSub>
           <m:e>
-            <m:acc>
-              <m:accPr>
-                <m:chr m:val="̃"/>
-              </m:accPr>
+            <m:limLow>
               <m:e>
                 <m:r>
                   <m:t>v</m:t>
                 </m:r>
               </m:e>
-            </m:acc>
+              <m:lim>
+                <m:r>
+                  <m:rPr>
+                    <m:sty m:val="p"/>
+                  </m:rPr>
+                  <m:t>∼</m:t>
+                </m:r>
+              </m:lim>
+            </m:limLow>
           </m:e>
           <m:sub>
             <m:r>
@@ -7289,16 +7609,21 @@
         </m:r>
         <m:sSub>
           <m:e>
-            <m:acc>
-              <m:accPr>
-                <m:chr m:val="̃"/>
-              </m:accPr>
+            <m:limLow>
               <m:e>
                 <m:r>
                   <m:t>v</m:t>
                 </m:r>
               </m:e>
-            </m:acc>
+              <m:lim>
+                <m:r>
+                  <m:rPr>
+                    <m:sty m:val="p"/>
+                  </m:rPr>
+                  <m:t>∼</m:t>
+                </m:r>
+              </m:lim>
+            </m:limLow>
           </m:e>
           <m:sub>
             <m:r>
@@ -7376,16 +7701,21 @@
               <m:r>
                 <m:t> </m:t>
               </m:r>
-              <m:acc>
-                <m:accPr>
-                  <m:chr m:val="̃"/>
-                </m:accPr>
+              <m:limLow>
                 <m:e>
                   <m:r>
                     <m:t>u</m:t>
                   </m:r>
                 </m:e>
-              </m:acc>
+                <m:lim>
+                  <m:r>
+                    <m:rPr>
+                      <m:sty m:val="p"/>
+                    </m:rPr>
+                    <m:t>∼</m:t>
+                  </m:r>
+                </m:lim>
+              </m:limLow>
               <m:r>
                 <m:t>&amp;</m:t>
               </m:r>
@@ -7421,16 +7751,21 @@
               </m:sSub>
               <m:sSub>
                 <m:e>
-                  <m:acc>
-                    <m:accPr>
-                      <m:chr m:val="̃"/>
-                    </m:accPr>
+                  <m:limLow>
                     <m:e>
                       <m:r>
                         <m:t>v</m:t>
                       </m:r>
                     </m:e>
-                  </m:acc>
+                    <m:lim>
+                      <m:r>
+                        <m:rPr>
+                          <m:sty m:val="p"/>
+                        </m:rPr>
+                        <m:t>∼</m:t>
+                      </m:r>
+                    </m:lim>
+                  </m:limLow>
                 </m:e>
                 <m:sub>
                   <m:r>
@@ -7470,16 +7805,21 @@
               </m:sSub>
               <m:sSub>
                 <m:e>
-                  <m:acc>
-                    <m:accPr>
-                      <m:chr m:val="̃"/>
-                    </m:accPr>
+                  <m:limLow>
                     <m:e>
                       <m:r>
                         <m:t>v</m:t>
                       </m:r>
                     </m:e>
-                  </m:acc>
+                    <m:lim>
+                      <m:r>
+                        <m:rPr>
+                          <m:sty m:val="p"/>
+                        </m:rPr>
+                        <m:t>∼</m:t>
+                      </m:r>
+                    </m:lim>
+                  </m:limLow>
                 </m:e>
                 <m:sub>
                   <m:r>
@@ -7549,16 +7889,21 @@
               </m:r>
               <m:sSub>
                 <m:e>
-                  <m:acc>
-                    <m:accPr>
-                      <m:chr m:val="̃"/>
-                    </m:accPr>
+                  <m:limLow>
                     <m:e>
                       <m:r>
                         <m:t>v</m:t>
                       </m:r>
                     </m:e>
-                  </m:acc>
+                    <m:lim>
+                      <m:r>
+                        <m:rPr>
+                          <m:sty m:val="p"/>
+                        </m:rPr>
+                        <m:t>∼</m:t>
+                      </m:r>
+                    </m:lim>
+                  </m:limLow>
                 </m:e>
                 <m:sub>
                   <m:r>
@@ -7616,16 +7961,21 @@
               </m:r>
               <m:sSub>
                 <m:e>
-                  <m:acc>
-                    <m:accPr>
-                      <m:chr m:val="̃"/>
-                    </m:accPr>
+                  <m:limLow>
                     <m:e>
                       <m:r>
                         <m:t>v</m:t>
                       </m:r>
                     </m:e>
-                  </m:acc>
+                    <m:lim>
+                      <m:r>
+                        <m:rPr>
+                          <m:sty m:val="p"/>
+                        </m:rPr>
+                        <m:t>∼</m:t>
+                      </m:r>
+                    </m:lim>
+                  </m:limLow>
                 </m:e>
                 <m:sub>
                   <m:r>
@@ -8171,16 +8521,21 @@
       <m:oMath>
         <m:sSub>
           <m:e>
-            <m:acc>
-              <m:accPr>
-                <m:chr m:val="̃"/>
-              </m:accPr>
+            <m:limLow>
               <m:e>
                 <m:r>
                   <m:t>a</m:t>
                 </m:r>
               </m:e>
-            </m:acc>
+              <m:lim>
+                <m:r>
+                  <m:rPr>
+                    <m:sty m:val="p"/>
+                  </m:rPr>
+                  <m:t>∼</m:t>
+                </m:r>
+              </m:lim>
+            </m:limLow>
           </m:e>
           <m:sub>
             <m:r>
@@ -8208,16 +8563,21 @@
         </m:r>
         <m:sSub>
           <m:e>
-            <m:acc>
-              <m:accPr>
-                <m:chr m:val="̃"/>
-              </m:accPr>
+            <m:limLow>
               <m:e>
                 <m:r>
                   <m:t>a</m:t>
                 </m:r>
               </m:e>
-            </m:acc>
+              <m:lim>
+                <m:r>
+                  <m:rPr>
+                    <m:sty m:val="p"/>
+                  </m:rPr>
+                  <m:t>∼</m:t>
+                </m:r>
+              </m:lim>
+            </m:limLow>
           </m:e>
           <m:sub>
             <m:r>
@@ -8236,16 +8596,21 @@
         <w:t xml:space="preserve"> </w:t>
       </w:r>
       <m:oMath>
-        <m:acc>
-          <m:accPr>
-            <m:chr m:val="̃"/>
-          </m:accPr>
+        <m:limLow>
           <m:e>
             <m:r>
               <m:t>x</m:t>
             </m:r>
           </m:e>
-        </m:acc>
+          <m:lim>
+            <m:r>
+              <m:rPr>
+                <m:sty m:val="p"/>
+              </m:rPr>
+              <m:t>∼</m:t>
+            </m:r>
+          </m:lim>
+        </m:limLow>
         <m:r>
           <m:rPr>
             <m:sty m:val="p"/>
@@ -8288,16 +8653,21 @@
             </m:rPr>
             <m:t>A</m:t>
           </m:r>
-          <m:acc>
-            <m:accPr>
-              <m:chr m:val="̃"/>
-            </m:accPr>
+          <m:limLow>
             <m:e>
               <m:r>
                 <m:t>x</m:t>
               </m:r>
             </m:e>
-          </m:acc>
+            <m:lim>
+              <m:r>
+                <m:rPr>
+                  <m:sty m:val="p"/>
+                </m:rPr>
+                <m:t>∼</m:t>
+              </m:r>
+            </m:lim>
+          </m:limLow>
           <m:r>
             <m:rPr>
               <m:sty m:val="p"/>
@@ -8318,16 +8688,21 @@
           </m:sSub>
           <m:sSub>
             <m:e>
-              <m:acc>
-                <m:accPr>
-                  <m:chr m:val="̃"/>
-                </m:accPr>
+              <m:limLow>
                 <m:e>
                   <m:r>
                     <m:t>a</m:t>
                   </m:r>
                 </m:e>
-              </m:acc>
+                <m:lim>
+                  <m:r>
+                    <m:rPr>
+                      <m:sty m:val="p"/>
+                    </m:rPr>
+                    <m:t>∼</m:t>
+                  </m:r>
+                </m:lim>
+              </m:limLow>
             </m:e>
             <m:sub>
               <m:r>
@@ -8367,16 +8742,21 @@
           </m:sSub>
           <m:sSub>
             <m:e>
-              <m:acc>
-                <m:accPr>
-                  <m:chr m:val="̃"/>
-                </m:accPr>
+              <m:limLow>
                 <m:e>
                   <m:r>
                     <m:t>a</m:t>
                   </m:r>
                 </m:e>
-              </m:acc>
+                <m:lim>
+                  <m:r>
+                    <m:rPr>
+                      <m:sty m:val="p"/>
+                    </m:rPr>
+                    <m:t>∼</m:t>
+                  </m:r>
+                </m:lim>
+              </m:limLow>
             </m:e>
             <m:sub>
               <m:r>
@@ -8492,16 +8872,21 @@
       <m:oMath>
         <m:sSub>
           <m:e>
-            <m:acc>
-              <m:accPr>
-                <m:chr m:val="̃"/>
-              </m:accPr>
+            <m:limLow>
               <m:e>
                 <m:r>
                   <m:t>a</m:t>
                 </m:r>
               </m:e>
-            </m:acc>
+              <m:lim>
+                <m:r>
+                  <m:rPr>
+                    <m:sty m:val="p"/>
+                  </m:rPr>
+                  <m:t>∼</m:t>
+                </m:r>
+              </m:lim>
+            </m:limLow>
           </m:e>
           <m:sub>
             <m:r>
@@ -8563,16 +8948,21 @@
                 </m:rPr>
                 <m:t>A</m:t>
               </m:r>
-              <m:acc>
-                <m:accPr>
-                  <m:chr m:val="̃"/>
-                </m:accPr>
+              <m:limLow>
                 <m:e>
                   <m:r>
                     <m:t>x</m:t>
                   </m:r>
                 </m:e>
-              </m:acc>
+                <m:lim>
+                  <m:r>
+                    <m:rPr>
+                      <m:sty m:val="p"/>
+                    </m:rPr>
+                    <m:t>∼</m:t>
+                  </m:r>
+                </m:lim>
+              </m:limLow>
               <m:sSub>
                 <m:e>
                   <m:r>
@@ -8823,16 +9213,21 @@
               </m:sSub>
               <m:sSub>
                 <m:e>
-                  <m:acc>
-                    <m:accPr>
-                      <m:chr m:val="̃"/>
-                    </m:accPr>
+                  <m:limLow>
                     <m:e>
                       <m:r>
                         <m:t>a</m:t>
                       </m:r>
                     </m:e>
-                  </m:acc>
+                    <m:lim>
+                      <m:r>
+                        <m:rPr>
+                          <m:sty m:val="p"/>
+                        </m:rPr>
+                        <m:t>∼</m:t>
+                      </m:r>
+                    </m:lim>
+                  </m:limLow>
                 </m:e>
                 <m:sub>
                   <m:r>
@@ -8872,16 +9267,21 @@
               </m:sSub>
               <m:sSub>
                 <m:e>
-                  <m:acc>
-                    <m:accPr>
-                      <m:chr m:val="̃"/>
-                    </m:accPr>
+                  <m:limLow>
                     <m:e>
                       <m:r>
                         <m:t>a</m:t>
                       </m:r>
                     </m:e>
-                  </m:acc>
+                    <m:lim>
+                      <m:r>
+                        <m:rPr>
+                          <m:sty m:val="p"/>
+                        </m:rPr>
+                        <m:t>∼</m:t>
+                      </m:r>
+                    </m:lim>
+                  </m:limLow>
                 </m:e>
                 <m:sub>
                   <m:r>
@@ -8941,16 +9341,21 @@
               </m:sSub>
               <m:sSub>
                 <m:e>
-                  <m:acc>
-                    <m:accPr>
-                      <m:chr m:val="̃"/>
-                    </m:accPr>
+                  <m:limLow>
                     <m:e>
                       <m:r>
                         <m:t>a</m:t>
                       </m:r>
                     </m:e>
-                  </m:acc>
+                    <m:lim>
+                      <m:r>
+                        <m:rPr>
+                          <m:sty m:val="p"/>
+                        </m:rPr>
+                        <m:t>∼</m:t>
+                      </m:r>
+                    </m:lim>
+                  </m:limLow>
                 </m:e>
                 <m:sub>
                   <m:r>
@@ -9455,16 +9860,21 @@
       <m:oMath>
         <m:sSub>
           <m:e>
-            <m:acc>
-              <m:accPr>
-                <m:chr m:val="̃"/>
-              </m:accPr>
+            <m:limLow>
               <m:e>
                 <m:r>
                   <m:t>z</m:t>
                 </m:r>
               </m:e>
-            </m:acc>
+              <m:lim>
+                <m:r>
+                  <m:rPr>
+                    <m:sty m:val="p"/>
+                  </m:rPr>
+                  <m:t>∼</m:t>
+                </m:r>
+              </m:lim>
+            </m:limLow>
           </m:e>
           <m:sub>
             <m:r>
@@ -9492,16 +9902,21 @@
         </m:r>
         <m:sSub>
           <m:e>
-            <m:acc>
-              <m:accPr>
-                <m:chr m:val="̃"/>
-              </m:accPr>
+            <m:limLow>
               <m:e>
                 <m:r>
                   <m:t>z</m:t>
                 </m:r>
               </m:e>
-            </m:acc>
+              <m:lim>
+                <m:r>
+                  <m:rPr>
+                    <m:sty m:val="p"/>
+                  </m:rPr>
+                  <m:t>∼</m:t>
+                </m:r>
+              </m:lim>
+            </m:limLow>
           </m:e>
           <m:sub>
             <m:r>
@@ -9640,16 +10055,21 @@
           </m:sSub>
           <m:sSub>
             <m:e>
-              <m:acc>
-                <m:accPr>
-                  <m:chr m:val="̃"/>
-                </m:accPr>
+              <m:limLow>
                 <m:e>
                   <m:r>
                     <m:t>z</m:t>
                   </m:r>
                 </m:e>
-              </m:acc>
+                <m:lim>
+                  <m:r>
+                    <m:rPr>
+                      <m:sty m:val="p"/>
+                    </m:rPr>
+                    <m:t>∼</m:t>
+                  </m:r>
+                </m:lim>
+              </m:limLow>
             </m:e>
             <m:sub>
               <m:r>
@@ -9689,16 +10109,21 @@
           </m:sSub>
           <m:sSub>
             <m:e>
-              <m:acc>
-                <m:accPr>
-                  <m:chr m:val="̃"/>
-                </m:accPr>
+              <m:limLow>
                 <m:e>
                   <m:r>
                     <m:t>z</m:t>
                   </m:r>
                 </m:e>
-              </m:acc>
+                <m:lim>
+                  <m:r>
+                    <m:rPr>
+                      <m:sty m:val="p"/>
+                    </m:rPr>
+                    <m:t>∼</m:t>
+                  </m:r>
+                </m:lim>
+              </m:limLow>
             </m:e>
             <m:sub>
               <m:r>
@@ -9741,16 +10166,21 @@
           </m:r>
           <m:sSub>
             <m:e>
-              <m:acc>
-                <m:accPr>
-                  <m:chr m:val="̃"/>
-                </m:accPr>
+              <m:limLow>
                 <m:e>
                   <m:r>
                     <m:t>z</m:t>
                   </m:r>
                 </m:e>
-              </m:acc>
+                <m:lim>
+                  <m:r>
+                    <m:rPr>
+                      <m:sty m:val="p"/>
+                    </m:rPr>
+                    <m:t>∼</m:t>
+                  </m:r>
+                </m:lim>
+              </m:limLow>
             </m:e>
             <m:sub>
               <m:r>
@@ -9799,16 +10229,21 @@
           </m:r>
           <m:sSub>
             <m:e>
-              <m:acc>
-                <m:accPr>
-                  <m:chr m:val="̃"/>
-                </m:accPr>
+              <m:limLow>
                 <m:e>
                   <m:r>
                     <m:t>z</m:t>
                   </m:r>
                 </m:e>
-              </m:acc>
+                <m:lim>
+                  <m:r>
+                    <m:rPr>
+                      <m:sty m:val="p"/>
+                    </m:rPr>
+                    <m:t>∼</m:t>
+                  </m:r>
+                </m:lim>
+              </m:limLow>
             </m:e>
             <m:sub>
               <m:r>
@@ -9847,16 +10282,21 @@
         <w:t xml:space="preserve"> </w:t>
       </w:r>
       <m:oMath>
-        <m:acc>
-          <m:accPr>
-            <m:chr m:val="̃"/>
-          </m:accPr>
+        <m:limLow>
           <m:e>
             <m:r>
               <m:t>x</m:t>
             </m:r>
           </m:e>
-        </m:acc>
+          <m:lim>
+            <m:r>
+              <m:rPr>
+                <m:sty m:val="p"/>
+              </m:rPr>
+              <m:t>∼</m:t>
+            </m:r>
+          </m:lim>
+        </m:limLow>
         <m:r>
           <m:rPr>
             <m:sty m:val="p"/>
@@ -9869,16 +10309,21 @@
           </m:rPr>
           <m:t>A</m:t>
         </m:r>
-        <m:acc>
-          <m:accPr>
-            <m:chr m:val="̃"/>
-          </m:accPr>
+        <m:limLow>
           <m:e>
             <m:r>
               <m:t>x</m:t>
             </m:r>
           </m:e>
-        </m:acc>
+          <m:lim>
+            <m:r>
+              <m:rPr>
+                <m:sty m:val="p"/>
+              </m:rPr>
+              <m:t>∼</m:t>
+            </m:r>
+          </m:lim>
+        </m:limLow>
       </m:oMath>
       <w:r>
         <w:t xml:space="preserve"> </w:t>
@@ -9951,16 +10396,21 @@
           </m:rPr>
           <m:t>(</m:t>
         </m:r>
-        <m:acc>
-          <m:accPr>
-            <m:chr m:val="̃"/>
-          </m:accPr>
+        <m:limLow>
           <m:e>
             <m:r>
               <m:t>x</m:t>
             </m:r>
           </m:e>
-        </m:acc>
+          <m:lim>
+            <m:r>
+              <m:rPr>
+                <m:sty m:val="p"/>
+              </m:rPr>
+              <m:t>∼</m:t>
+            </m:r>
+          </m:lim>
+        </m:limLow>
         <m:r>
           <m:rPr>
             <m:sty m:val="p"/>
@@ -9979,16 +10429,21 @@
           </m:rPr>
           <m:t>A</m:t>
         </m:r>
-        <m:acc>
-          <m:accPr>
-            <m:chr m:val="̃"/>
-          </m:accPr>
+        <m:limLow>
           <m:e>
             <m:r>
               <m:t>x</m:t>
             </m:r>
           </m:e>
-        </m:acc>
+          <m:lim>
+            <m:r>
+              <m:rPr>
+                <m:sty m:val="p"/>
+              </m:rPr>
+              <m:t>∼</m:t>
+            </m:r>
+          </m:lim>
+        </m:limLow>
       </m:oMath>
       <w:r>
         <w:t xml:space="preserve"> </w:t>
@@ -10002,16 +10457,21 @@
       <m:oMath>
         <m:sSub>
           <m:e>
-            <m:acc>
-              <m:accPr>
-                <m:chr m:val="̃"/>
-              </m:accPr>
+            <m:limLow>
               <m:e>
                 <m:r>
                   <m:t>v</m:t>
                 </m:r>
               </m:e>
-            </m:acc>
+              <m:lim>
+                <m:r>
+                  <m:rPr>
+                    <m:sty m:val="p"/>
+                  </m:rPr>
+                  <m:t>∼</m:t>
+                </m:r>
+              </m:lim>
+            </m:limLow>
           </m:e>
           <m:sub>
             <m:r>
@@ -10027,16 +10487,21 @@
         </m:r>
         <m:sSub>
           <m:e>
-            <m:acc>
-              <m:accPr>
-                <m:chr m:val="̃"/>
-              </m:accPr>
+            <m:limLow>
               <m:e>
                 <m:r>
                   <m:t>z</m:t>
                 </m:r>
               </m:e>
-            </m:acc>
+              <m:lim>
+                <m:r>
+                  <m:rPr>
+                    <m:sty m:val="p"/>
+                  </m:rPr>
+                  <m:t>∼</m:t>
+                </m:r>
+              </m:lim>
+            </m:limLow>
           </m:e>
           <m:sub>
             <m:r>
@@ -10150,16 +10615,21 @@
       <m:oMath>
         <m:sSub>
           <m:e>
-            <m:acc>
-              <m:accPr>
-                <m:chr m:val="̃"/>
-              </m:accPr>
+            <m:limLow>
               <m:e>
                 <m:r>
                   <m:t>z</m:t>
                 </m:r>
               </m:e>
-            </m:acc>
+              <m:lim>
+                <m:r>
+                  <m:rPr>
+                    <m:sty m:val="p"/>
+                  </m:rPr>
+                  <m:t>∼</m:t>
+                </m:r>
+              </m:lim>
+            </m:limLow>
           </m:e>
           <m:sub>
             <m:r>
@@ -10210,16 +10680,21 @@
       <m:oMath>
         <m:sSub>
           <m:e>
-            <m:acc>
-              <m:accPr>
-                <m:chr m:val="̃"/>
-              </m:accPr>
+            <m:limLow>
               <m:e>
                 <m:r>
                   <m:t>z</m:t>
                 </m:r>
               </m:e>
-            </m:acc>
+              <m:lim>
+                <m:r>
+                  <m:rPr>
+                    <m:sty m:val="p"/>
+                  </m:rPr>
+                  <m:t>∼</m:t>
+                </m:r>
+              </m:lim>
+            </m:limLow>
           </m:e>
           <m:sub>
             <m:r>
@@ -10279,16 +10754,21 @@
         </m:r>
         <m:sSub>
           <m:e>
-            <m:acc>
-              <m:accPr>
-                <m:chr m:val="̃"/>
-              </m:accPr>
+            <m:limLow>
               <m:e>
                 <m:r>
                   <m:t>z</m:t>
                 </m:r>
               </m:e>
-            </m:acc>
+              <m:lim>
+                <m:r>
+                  <m:rPr>
+                    <m:sty m:val="p"/>
+                  </m:rPr>
+                  <m:t>∼</m:t>
+                </m:r>
+              </m:lim>
+            </m:limLow>
           </m:e>
           <m:sub>
             <m:r>
@@ -10345,16 +10825,21 @@
         </m:r>
         <m:sSub>
           <m:e>
-            <m:acc>
-              <m:accPr>
-                <m:chr m:val="̃"/>
-              </m:accPr>
+            <m:limLow>
               <m:e>
                 <m:r>
                   <m:t>z</m:t>
                 </m:r>
               </m:e>
-            </m:acc>
+              <m:lim>
+                <m:r>
+                  <m:rPr>
+                    <m:sty m:val="p"/>
+                  </m:rPr>
+                  <m:t>∼</m:t>
+                </m:r>
+              </m:lim>
+            </m:limLow>
           </m:e>
           <m:sub>
             <m:r>
@@ -10411,16 +10896,21 @@
         </m:r>
         <m:sSub>
           <m:e>
-            <m:acc>
-              <m:accPr>
-                <m:chr m:val="̃"/>
-              </m:accPr>
+            <m:limLow>
               <m:e>
                 <m:r>
                   <m:t>z</m:t>
                 </m:r>
               </m:e>
-            </m:acc>
+              <m:lim>
+                <m:r>
+                  <m:rPr>
+                    <m:sty m:val="p"/>
+                  </m:rPr>
+                  <m:t>∼</m:t>
+                </m:r>
+              </m:lim>
+            </m:limLow>
           </m:e>
           <m:sub>
             <m:r>
@@ -10436,16 +10926,21 @@
         </m:r>
         <m:sSub>
           <m:e>
-            <m:acc>
-              <m:accPr>
-                <m:chr m:val="̃"/>
-              </m:accPr>
+            <m:limLow>
               <m:e>
                 <m:r>
                   <m:t>z</m:t>
                 </m:r>
               </m:e>
-            </m:acc>
+              <m:lim>
+                <m:r>
+                  <m:rPr>
+                    <m:sty m:val="p"/>
+                  </m:rPr>
+                  <m:t>∼</m:t>
+                </m:r>
+              </m:lim>
+            </m:limLow>
           </m:e>
           <m:sub>
             <m:r>
@@ -10865,16 +11360,21 @@
         </m:r>
         <m:sSub>
           <m:e>
-            <m:acc>
-              <m:accPr>
-                <m:chr m:val="̃"/>
-              </m:accPr>
+            <m:limLow>
               <m:e>
                 <m:r>
                   <m:t>z</m:t>
                 </m:r>
               </m:e>
-            </m:acc>
+              <m:lim>
+                <m:r>
+                  <m:rPr>
+                    <m:sty m:val="p"/>
+                  </m:rPr>
+                  <m:t>∼</m:t>
+                </m:r>
+              </m:lim>
+            </m:limLow>
           </m:e>
           <m:sub>
             <m:r>
@@ -10896,16 +11396,21 @@
         </m:r>
         <m:sSub>
           <m:e>
-            <m:acc>
-              <m:accPr>
-                <m:chr m:val="̃"/>
-              </m:accPr>
+            <m:limLow>
               <m:e>
                 <m:r>
                   <m:t>z</m:t>
                 </m:r>
               </m:e>
-            </m:acc>
+              <m:lim>
+                <m:r>
+                  <m:rPr>
+                    <m:sty m:val="p"/>
+                  </m:rPr>
+                  <m:t>∼</m:t>
+                </m:r>
+              </m:lim>
+            </m:limLow>
           </m:e>
           <m:sub>
             <m:r>
@@ -11059,16 +11564,21 @@
       <m:oMath>
         <m:sSub>
           <m:e>
-            <m:acc>
-              <m:accPr>
-                <m:chr m:val="̃"/>
-              </m:accPr>
+            <m:limLow>
               <m:e>
                 <m:r>
                   <m:t>v</m:t>
                 </m:r>
               </m:e>
-            </m:acc>
+              <m:lim>
+                <m:r>
+                  <m:rPr>
+                    <m:sty m:val="p"/>
+                  </m:rPr>
+                  <m:t>∼</m:t>
+                </m:r>
+              </m:lim>
+            </m:limLow>
           </m:e>
           <m:sub>
             <m:r>
@@ -11096,16 +11606,21 @@
         </m:r>
         <m:sSub>
           <m:e>
-            <m:acc>
-              <m:accPr>
-                <m:chr m:val="̃"/>
-              </m:accPr>
+            <m:limLow>
               <m:e>
                 <m:r>
                   <m:t>v</m:t>
                 </m:r>
               </m:e>
-            </m:acc>
+              <m:lim>
+                <m:r>
+                  <m:rPr>
+                    <m:sty m:val="p"/>
+                  </m:rPr>
+                  <m:t>∼</m:t>
+                </m:r>
+              </m:lim>
+            </m:limLow>
           </m:e>
           <m:sub>
             <m:r>
@@ -11227,16 +11742,21 @@
         </m:sSub>
         <m:sSub>
           <m:e>
-            <m:acc>
-              <m:accPr>
-                <m:chr m:val="̃"/>
-              </m:accPr>
+            <m:limLow>
               <m:e>
                 <m:r>
                   <m:t>v</m:t>
                 </m:r>
               </m:e>
-            </m:acc>
+              <m:lim>
+                <m:r>
+                  <m:rPr>
+                    <m:sty m:val="p"/>
+                  </m:rPr>
+                  <m:t>∼</m:t>
+                </m:r>
+              </m:lim>
+            </m:limLow>
           </m:e>
           <m:sub>
             <m:r>
@@ -11276,16 +11796,21 @@
         </m:sSub>
         <m:sSub>
           <m:e>
-            <m:acc>
-              <m:accPr>
-                <m:chr m:val="̃"/>
-              </m:accPr>
+            <m:limLow>
               <m:e>
                 <m:r>
                   <m:t>v</m:t>
                 </m:r>
               </m:e>
-            </m:acc>
+              <m:lim>
+                <m:r>
+                  <m:rPr>
+                    <m:sty m:val="p"/>
+                  </m:rPr>
+                  <m:t>∼</m:t>
+                </m:r>
+              </m:lim>
+            </m:limLow>
           </m:e>
           <m:sub>
             <m:r>
@@ -11301,16 +11826,21 @@
         </m:r>
         <m:sSub>
           <m:e>
-            <m:acc>
-              <m:accPr>
-                <m:chr m:val="̃"/>
-              </m:accPr>
+            <m:limLow>
               <m:e>
                 <m:r>
                   <m:t>0</m:t>
                 </m:r>
               </m:e>
-            </m:acc>
+              <m:lim>
+                <m:r>
+                  <m:rPr>
+                    <m:sty m:val="p"/>
+                  </m:rPr>
+                  <m:t>∼</m:t>
+                </m:r>
+              </m:lim>
+            </m:limLow>
           </m:e>
           <m:sub>
             <m:r>
@@ -11415,16 +11945,21 @@
       <m:oMath>
         <m:sSub>
           <m:e>
-            <m:acc>
-              <m:accPr>
-                <m:chr m:val="̃"/>
-              </m:accPr>
+            <m:limLow>
               <m:e>
                 <m:r>
                   <m:t>v</m:t>
                 </m:r>
               </m:e>
-            </m:acc>
+              <m:lim>
+                <m:r>
+                  <m:rPr>
+                    <m:sty m:val="p"/>
+                  </m:rPr>
+                  <m:t>∼</m:t>
+                </m:r>
+              </m:lim>
+            </m:limLow>
           </m:e>
           <m:sub>
             <m:r>
@@ -11992,16 +12527,21 @@
       <m:oMath>
         <m:sSub>
           <m:e>
-            <m:acc>
-              <m:accPr>
-                <m:chr m:val="̃"/>
-              </m:accPr>
+            <m:limLow>
               <m:e>
                 <m:r>
                   <m:t>v</m:t>
                 </m:r>
               </m:e>
-            </m:acc>
+              <m:lim>
+                <m:r>
+                  <m:rPr>
+                    <m:sty m:val="p"/>
+                  </m:rPr>
+                  <m:t>∼</m:t>
+                </m:r>
+              </m:lim>
+            </m:limLow>
           </m:e>
           <m:sub>
             <m:r>
@@ -12160,16 +12700,21 @@
       <m:oMath>
         <m:sSub>
           <m:e>
-            <m:acc>
-              <m:accPr>
-                <m:chr m:val="̃"/>
-              </m:accPr>
+            <m:limLow>
               <m:e>
                 <m:r>
                   <m:t>0</m:t>
                 </m:r>
               </m:e>
-            </m:acc>
+              <m:lim>
+                <m:r>
+                  <m:rPr>
+                    <m:sty m:val="p"/>
+                  </m:rPr>
+                  <m:t>∼</m:t>
+                </m:r>
+              </m:lim>
+            </m:limLow>
           </m:e>
           <m:sub>
             <m:r>
@@ -12202,16 +12747,21 @@
       <m:oMath>
         <m:sSub>
           <m:e>
-            <m:acc>
-              <m:accPr>
-                <m:chr m:val="̃"/>
-              </m:accPr>
+            <m:limLow>
               <m:e>
                 <m:r>
                   <m:t>0</m:t>
                 </m:r>
               </m:e>
-            </m:acc>
+              <m:lim>
+                <m:r>
+                  <m:rPr>
+                    <m:sty m:val="p"/>
+                  </m:rPr>
+                  <m:t>∼</m:t>
+                </m:r>
+              </m:lim>
+            </m:limLow>
           </m:e>
           <m:sub>
             <m:r>
@@ -12413,16 +12963,21 @@
         <m:oMath>
           <m:sSub>
             <m:e>
-              <m:acc>
-                <m:accPr>
-                  <m:chr m:val="̃"/>
-                </m:accPr>
+              <m:limLow>
                 <m:e>
                   <m:r>
                     <m:t>w</m:t>
                   </m:r>
                 </m:e>
-              </m:acc>
+                <m:lim>
+                  <m:r>
+                    <m:rPr>
+                      <m:sty m:val="p"/>
+                    </m:rPr>
+                    <m:t>∼</m:t>
+                  </m:r>
+                </m:lim>
+              </m:limLow>
             </m:e>
             <m:sub>
               <m:r>
@@ -12451,16 +13006,21 @@
           </m:limUpp>
           <m:sSub>
             <m:e>
-              <m:acc>
-                <m:accPr>
-                  <m:chr m:val="̃"/>
-                </m:accPr>
+              <m:limLow>
                 <m:e>
                   <m:r>
                     <m:t>v</m:t>
                   </m:r>
                 </m:e>
-              </m:acc>
+                <m:lim>
+                  <m:r>
+                    <m:rPr>
+                      <m:sty m:val="p"/>
+                    </m:rPr>
+                    <m:t>∼</m:t>
+                  </m:r>
+                </m:lim>
+              </m:limLow>
             </m:e>
             <m:sub>
               <m:r>
@@ -12530,16 +13090,21 @@
           </m:r>
           <m:sSub>
             <m:e>
-              <m:acc>
-                <m:accPr>
-                  <m:chr m:val="̃"/>
-                </m:accPr>
+              <m:limLow>
                 <m:e>
                   <m:r>
                     <m:t>v</m:t>
                   </m:r>
                 </m:e>
-              </m:acc>
+                <m:lim>
+                  <m:r>
+                    <m:rPr>
+                      <m:sty m:val="p"/>
+                    </m:rPr>
+                    <m:t>∼</m:t>
+                  </m:r>
+                </m:lim>
+              </m:limLow>
             </m:e>
             <m:sub>
               <m:r>
@@ -12569,16 +13134,21 @@
       <m:oMath>
         <m:sSub>
           <m:e>
-            <m:acc>
-              <m:accPr>
-                <m:chr m:val="̃"/>
-              </m:accPr>
+            <m:limLow>
               <m:e>
                 <m:r>
                   <m:t>w</m:t>
                 </m:r>
               </m:e>
-            </m:acc>
+              <m:lim>
+                <m:r>
+                  <m:rPr>
+                    <m:sty m:val="p"/>
+                  </m:rPr>
+                  <m:t>∼</m:t>
+                </m:r>
+              </m:lim>
+            </m:limLow>
           </m:e>
           <m:sub>
             <m:r>
@@ -12875,16 +13445,21 @@
       <m:oMath>
         <m:sSub>
           <m:e>
-            <m:acc>
-              <m:accPr>
-                <m:chr m:val="̃"/>
-              </m:accPr>
+            <m:limLow>
               <m:e>
                 <m:r>
                   <m:t>0</m:t>
                 </m:r>
               </m:e>
-            </m:acc>
+              <m:lim>
+                <m:r>
+                  <m:rPr>
+                    <m:sty m:val="p"/>
+                  </m:rPr>
+                  <m:t>∼</m:t>
+                </m:r>
+              </m:lim>
+            </m:limLow>
           </m:e>
           <m:sub>
             <m:r>
@@ -12929,16 +13504,21 @@
         </m:sSub>
         <m:sSub>
           <m:e>
-            <m:acc>
-              <m:accPr>
-                <m:chr m:val="̃"/>
-              </m:accPr>
+            <m:limLow>
               <m:e>
                 <m:r>
                   <m:t>w</m:t>
                 </m:r>
               </m:e>
-            </m:acc>
+              <m:lim>
+                <m:r>
+                  <m:rPr>
+                    <m:sty m:val="p"/>
+                  </m:rPr>
+                  <m:t>∼</m:t>
+                </m:r>
+              </m:lim>
+            </m:limLow>
           </m:e>
           <m:sub>
             <m:r>
@@ -12987,16 +13567,21 @@
         </m:sSub>
         <m:sSub>
           <m:e>
-            <m:acc>
-              <m:accPr>
-                <m:chr m:val="̃"/>
-              </m:accPr>
+            <m:limLow>
               <m:e>
                 <m:r>
                   <m:t>w</m:t>
                 </m:r>
               </m:e>
-            </m:acc>
+              <m:lim>
+                <m:r>
+                  <m:rPr>
+                    <m:sty m:val="p"/>
+                  </m:rPr>
+                  <m:t>∼</m:t>
+                </m:r>
+              </m:lim>
+            </m:limLow>
           </m:e>
           <m:sub>
             <m:r>
@@ -13021,16 +13606,21 @@
         </m:r>
         <m:sSub>
           <m:e>
-            <m:acc>
-              <m:accPr>
-                <m:chr m:val="̃"/>
-              </m:accPr>
+            <m:limLow>
               <m:e>
                 <m:r>
                   <m:t>0</m:t>
                 </m:r>
               </m:e>
-            </m:acc>
+              <m:lim>
+                <m:r>
+                  <m:rPr>
+                    <m:sty m:val="p"/>
+                  </m:rPr>
+                  <m:t>∼</m:t>
+                </m:r>
+              </m:lim>
+            </m:limLow>
           </m:e>
           <m:sub>
             <m:r>
@@ -13062,16 +13652,21 @@
             <m:e>
               <m:sSub>
                 <m:e>
-                  <m:acc>
-                    <m:accPr>
-                      <m:chr m:val="̃"/>
-                    </m:accPr>
+                  <m:limLow>
                     <m:e>
                       <m:r>
                         <m:t>0</m:t>
                       </m:r>
                     </m:e>
-                  </m:acc>
+                    <m:lim>
+                      <m:r>
+                        <m:rPr>
+                          <m:sty m:val="p"/>
+                        </m:rPr>
+                        <m:t>∼</m:t>
+                      </m:r>
+                    </m:lim>
+                  </m:limLow>
                 </m:e>
                 <m:sub>
                   <m:r>
@@ -13102,16 +13697,21 @@
               </m:sSub>
               <m:sSub>
                 <m:e>
-                  <m:acc>
-                    <m:accPr>
-                      <m:chr m:val="̃"/>
-                    </m:accPr>
+                  <m:limLow>
                     <m:e>
                       <m:r>
                         <m:t>w</m:t>
                       </m:r>
                     </m:e>
-                  </m:acc>
+                    <m:lim>
+                      <m:r>
+                        <m:rPr>
+                          <m:sty m:val="p"/>
+                        </m:rPr>
+                        <m:t>∼</m:t>
+                      </m:r>
+                    </m:lim>
+                  </m:limLow>
                 </m:e>
                 <m:sub>
                   <m:r>
@@ -13160,16 +13760,21 @@
               </m:sSub>
               <m:sSub>
                 <m:e>
-                  <m:acc>
-                    <m:accPr>
-                      <m:chr m:val="̃"/>
-                    </m:accPr>
+                  <m:limLow>
                     <m:e>
                       <m:r>
                         <m:t>w</m:t>
                       </m:r>
                     </m:e>
-                  </m:acc>
+                    <m:lim>
+                      <m:r>
+                        <m:rPr>
+                          <m:sty m:val="p"/>
+                        </m:rPr>
+                        <m:t>∼</m:t>
+                      </m:r>
+                    </m:lim>
+                  </m:limLow>
                 </m:e>
                 <m:sub>
                   <m:r>
@@ -13331,16 +13936,21 @@
                 <m:e>
                   <m:sSub>
                     <m:e>
-                      <m:acc>
-                        <m:accPr>
-                          <m:chr m:val="̃"/>
-                        </m:accPr>
+                      <m:limLow>
                         <m:e>
                           <m:r>
                             <m:t>v</m:t>
                           </m:r>
                         </m:e>
-                      </m:acc>
+                        <m:lim>
+                          <m:r>
+                            <m:rPr>
+                              <m:sty m:val="p"/>
+                            </m:rPr>
+                            <m:t>∼</m:t>
+                          </m:r>
+                        </m:lim>
+                      </m:limLow>
                     </m:e>
                     <m:sub>
                       <m:r>
@@ -13410,16 +14020,21 @@
                   </m:r>
                   <m:sSub>
                     <m:e>
-                      <m:acc>
-                        <m:accPr>
-                          <m:chr m:val="̃"/>
-                        </m:accPr>
+                      <m:limLow>
                         <m:e>
                           <m:r>
                             <m:t>v</m:t>
                           </m:r>
                         </m:e>
-                      </m:acc>
+                        <m:lim>
+                          <m:r>
+                            <m:rPr>
+                              <m:sty m:val="p"/>
+                            </m:rPr>
+                            <m:t>∼</m:t>
+                          </m:r>
+                        </m:lim>
+                      </m:limLow>
                     </m:e>
                     <m:sub>
                       <m:r>
@@ -13447,16 +14062,21 @@
               </m:r>
               <m:sSub>
                 <m:e>
-                  <m:acc>
-                    <m:accPr>
-                      <m:chr m:val="̃"/>
-                    </m:accPr>
+                  <m:limLow>
                     <m:e>
                       <m:r>
                         <m:t>w</m:t>
                       </m:r>
                     </m:e>
-                  </m:acc>
+                    <m:lim>
+                      <m:r>
+                        <m:rPr>
+                          <m:sty m:val="p"/>
+                        </m:rPr>
+                        <m:t>∼</m:t>
+                      </m:r>
+                    </m:lim>
+                  </m:limLow>
                 </m:e>
                 <m:sub>
                   <m:r>
@@ -13534,16 +14154,21 @@
               </m:nary>
               <m:sSub>
                 <m:e>
-                  <m:acc>
-                    <m:accPr>
-                      <m:chr m:val="̃"/>
-                    </m:accPr>
+                  <m:limLow>
                     <m:e>
                       <m:r>
                         <m:t>v</m:t>
                       </m:r>
                     </m:e>
-                  </m:acc>
+                    <m:lim>
+                      <m:r>
+                        <m:rPr>
+                          <m:sty m:val="p"/>
+                        </m:rPr>
+                        <m:t>∼</m:t>
+                      </m:r>
+                    </m:lim>
+                  </m:limLow>
                 </m:e>
                 <m:sub>
                   <m:r>
@@ -13663,16 +14288,21 @@
               </m:r>
               <m:sSub>
                 <m:e>
-                  <m:acc>
-                    <m:accPr>
-                      <m:chr m:val="̃"/>
-                    </m:accPr>
+                  <m:limLow>
                     <m:e>
                       <m:r>
                         <m:t>v</m:t>
                       </m:r>
                     </m:e>
-                  </m:acc>
+                    <m:lim>
+                      <m:r>
+                        <m:rPr>
+                          <m:sty m:val="p"/>
+                        </m:rPr>
+                        <m:t>∼</m:t>
+                      </m:r>
+                    </m:lim>
+                  </m:limLow>
                 </m:e>
                 <m:sub>
                   <m:r>
@@ -13737,16 +14367,21 @@
               </m:sSub>
               <m:sSub>
                 <m:e>
-                  <m:acc>
-                    <m:accPr>
-                      <m:chr m:val="̃"/>
-                    </m:accPr>
+                  <m:limLow>
                     <m:e>
                       <m:r>
                         <m:t>v</m:t>
                       </m:r>
                     </m:e>
-                  </m:acc>
+                    <m:lim>
+                      <m:r>
+                        <m:rPr>
+                          <m:sty m:val="p"/>
+                        </m:rPr>
+                        <m:t>∼</m:t>
+                      </m:r>
+                    </m:lim>
+                  </m:limLow>
                 </m:e>
                 <m:sub>
                   <m:r>
@@ -13795,16 +14430,21 @@
               </m:sSub>
               <m:sSub>
                 <m:e>
-                  <m:acc>
-                    <m:accPr>
-                      <m:chr m:val="̃"/>
-                    </m:accPr>
+                  <m:limLow>
                     <m:e>
                       <m:r>
                         <m:t>v</m:t>
                       </m:r>
                     </m:e>
-                  </m:acc>
+                    <m:lim>
+                      <m:r>
+                        <m:rPr>
+                          <m:sty m:val="p"/>
+                        </m:rPr>
+                        <m:t>∼</m:t>
+                      </m:r>
+                    </m:lim>
+                  </m:limLow>
                 </m:e>
                 <m:sub>
                   <m:r>
@@ -13949,16 +14589,21 @@
               </m:r>
               <m:sSub>
                 <m:e>
-                  <m:acc>
-                    <m:accPr>
-                      <m:chr m:val="̃"/>
-                    </m:accPr>
+                  <m:limLow>
                     <m:e>
                       <m:r>
                         <m:t>v</m:t>
                       </m:r>
                     </m:e>
-                  </m:acc>
+                    <m:lim>
+                      <m:r>
+                        <m:rPr>
+                          <m:sty m:val="p"/>
+                        </m:rPr>
+                        <m:t>∼</m:t>
+                      </m:r>
+                    </m:lim>
+                  </m:limLow>
                 </m:e>
                 <m:sub>
                   <m:r>
@@ -13987,16 +14632,21 @@
               </m:r>
               <m:sSub>
                 <m:e>
-                  <m:acc>
-                    <m:accPr>
-                      <m:chr m:val="̃"/>
-                    </m:accPr>
+                  <m:limLow>
                     <m:e>
                       <m:r>
                         <m:t>v</m:t>
                       </m:r>
                     </m:e>
-                  </m:acc>
+                    <m:lim>
+                      <m:r>
+                        <m:rPr>
+                          <m:sty m:val="p"/>
+                        </m:rPr>
+                        <m:t>∼</m:t>
+                      </m:r>
+                    </m:lim>
+                  </m:limLow>
                 </m:e>
                 <m:sub>
                   <m:r>
@@ -14029,16 +14679,21 @@
       <m:oMath>
         <m:sSub>
           <m:e>
-            <m:acc>
-              <m:accPr>
-                <m:chr m:val="̃"/>
-              </m:accPr>
+            <m:limLow>
               <m:e>
                 <m:r>
                   <m:t>v</m:t>
                 </m:r>
               </m:e>
-            </m:acc>
+              <m:lim>
+                <m:r>
+                  <m:rPr>
+                    <m:sty m:val="p"/>
+                  </m:rPr>
+                  <m:t>∼</m:t>
+                </m:r>
+              </m:lim>
+            </m:limLow>
           </m:e>
           <m:sub>
             <m:r>
@@ -14066,16 +14721,21 @@
         </m:r>
         <m:sSub>
           <m:e>
-            <m:acc>
-              <m:accPr>
-                <m:chr m:val="̃"/>
-              </m:accPr>
+            <m:limLow>
               <m:e>
                 <m:r>
                   <m:t>v</m:t>
                 </m:r>
               </m:e>
-            </m:acc>
+              <m:lim>
+                <m:r>
+                  <m:rPr>
+                    <m:sty m:val="p"/>
+                  </m:rPr>
+                  <m:t>∼</m:t>
+                </m:r>
+              </m:lim>
+            </m:limLow>
           </m:e>
           <m:sub>
             <m:r>
@@ -14096,16 +14756,21 @@
       <m:oMath>
         <m:sSub>
           <m:e>
-            <m:acc>
-              <m:accPr>
-                <m:chr m:val="̃"/>
-              </m:accPr>
+            <m:limLow>
               <m:e>
                 <m:r>
                   <m:t>0</m:t>
                 </m:r>
               </m:e>
-            </m:acc>
+              <m:lim>
+                <m:r>
+                  <m:rPr>
+                    <m:sty m:val="p"/>
+                  </m:rPr>
+                  <m:t>∼</m:t>
+                </m:r>
+              </m:lim>
+            </m:limLow>
           </m:e>
           <m:sub>
             <m:r>
@@ -15671,16 +16336,21 @@
           </m:rPr>
           <m:t>=</m:t>
         </m:r>
-        <m:acc>
-          <m:accPr>
-            <m:chr m:val="̃"/>
-          </m:accPr>
+        <m:limLow>
           <m:e>
             <m:r>
               <m:t>0</m:t>
             </m:r>
           </m:e>
-        </m:acc>
+          <m:lim>
+            <m:r>
+              <m:rPr>
+                <m:sty m:val="p"/>
+              </m:rPr>
+              <m:t>∼</m:t>
+            </m:r>
+          </m:lim>
+        </m:limLow>
       </m:oMath>
       <w:r>
         <w:t xml:space="preserve">,</w:t>
@@ -16094,16 +16764,21 @@
           </m:rPr>
           <m:t>=</m:t>
         </m:r>
-        <m:acc>
-          <m:accPr>
-            <m:chr m:val="̃"/>
-          </m:accPr>
+        <m:limLow>
           <m:e>
             <m:r>
               <m:t>0</m:t>
             </m:r>
           </m:e>
-        </m:acc>
+          <m:lim>
+            <m:r>
+              <m:rPr>
+                <m:sty m:val="p"/>
+              </m:rPr>
+              <m:t>∼</m:t>
+            </m:r>
+          </m:lim>
+        </m:limLow>
       </m:oMath>
       <w:r>
         <w:t xml:space="preserve">,</w:t>
@@ -16140,16 +16815,21 @@
       <m:oMath>
         <m:sSub>
           <m:e>
-            <m:acc>
-              <m:accPr>
-                <m:chr m:val="̃"/>
-              </m:accPr>
+            <m:limLow>
               <m:e>
                 <m:r>
                   <m:t>a</m:t>
                 </m:r>
               </m:e>
-            </m:acc>
+              <m:lim>
+                <m:r>
+                  <m:rPr>
+                    <m:sty m:val="p"/>
+                  </m:rPr>
+                  <m:t>∼</m:t>
+                </m:r>
+              </m:lim>
+            </m:limLow>
           </m:e>
           <m:sub>
             <m:r>
@@ -16177,16 +16857,21 @@
         </m:r>
         <m:sSub>
           <m:e>
-            <m:acc>
-              <m:accPr>
-                <m:chr m:val="̃"/>
-              </m:accPr>
+            <m:limLow>
               <m:e>
                 <m:r>
                   <m:t>a</m:t>
                 </m:r>
               </m:e>
-            </m:acc>
+              <m:lim>
+                <m:r>
+                  <m:rPr>
+                    <m:sty m:val="p"/>
+                  </m:rPr>
+                  <m:t>∼</m:t>
+                </m:r>
+              </m:lim>
+            </m:limLow>
           </m:e>
           <m:sub>
             <m:r>
@@ -16240,16 +16925,21 @@
         <w:t xml:space="preserve"> </w:t>
       </w:r>
       <m:oMath>
-        <m:acc>
-          <m:accPr>
-            <m:chr m:val="̃"/>
-          </m:accPr>
+        <m:limLow>
           <m:e>
             <m:r>
               <m:t>x</m:t>
             </m:r>
           </m:e>
-        </m:acc>
+          <m:lim>
+            <m:r>
+              <m:rPr>
+                <m:sty m:val="p"/>
+              </m:rPr>
+              <m:t>∼</m:t>
+            </m:r>
+          </m:lim>
+        </m:limLow>
         <m:r>
           <m:rPr>
             <m:sty m:val="p"/>
@@ -16274,16 +16964,21 @@
         <w:t xml:space="preserve"> </w:t>
       </w:r>
       <m:oMath>
-        <m:acc>
-          <m:accPr>
-            <m:chr m:val="̃"/>
-          </m:accPr>
+        <m:limLow>
           <m:e>
             <m:r>
               <m:t>x</m:t>
             </m:r>
           </m:e>
-        </m:acc>
+          <m:lim>
+            <m:r>
+              <m:rPr>
+                <m:sty m:val="p"/>
+              </m:rPr>
+              <m:t>∼</m:t>
+            </m:r>
+          </m:lim>
+        </m:limLow>
         <m:r>
           <m:rPr>
             <m:sty m:val="p"/>
@@ -16304,16 +16999,21 @@
         </m:sSub>
         <m:sSub>
           <m:e>
-            <m:acc>
-              <m:accPr>
-                <m:chr m:val="̃"/>
-              </m:accPr>
+            <m:limLow>
               <m:e>
                 <m:r>
                   <m:t>a</m:t>
                 </m:r>
               </m:e>
-            </m:acc>
+              <m:lim>
+                <m:r>
+                  <m:rPr>
+                    <m:sty m:val="p"/>
+                  </m:rPr>
+                  <m:t>∼</m:t>
+                </m:r>
+              </m:lim>
+            </m:limLow>
           </m:e>
           <m:sub>
             <m:r>
@@ -16353,16 +17053,21 @@
         </m:sSub>
         <m:sSub>
           <m:e>
-            <m:acc>
-              <m:accPr>
-                <m:chr m:val="̃"/>
-              </m:accPr>
+            <m:limLow>
               <m:e>
                 <m:r>
                   <m:t>a</m:t>
                 </m:r>
               </m:e>
-            </m:acc>
+              <m:lim>
+                <m:r>
+                  <m:rPr>
+                    <m:sty m:val="p"/>
+                  </m:rPr>
+                  <m:t>∼</m:t>
+                </m:r>
+              </m:lim>
+            </m:limLow>
           </m:e>
           <m:sub>
             <m:r>
@@ -16515,16 +17220,21 @@
               </m:sSub>
               <m:sSub>
                 <m:e>
-                  <m:acc>
-                    <m:accPr>
-                      <m:chr m:val="̃"/>
-                    </m:accPr>
+                  <m:limLow>
                     <m:e>
                       <m:r>
                         <m:t>a</m:t>
                       </m:r>
                     </m:e>
-                  </m:acc>
+                    <m:lim>
+                      <m:r>
+                        <m:rPr>
+                          <m:sty m:val="p"/>
+                        </m:rPr>
+                        <m:t>∼</m:t>
+                      </m:r>
+                    </m:lim>
+                  </m:limLow>
                 </m:e>
                 <m:sub>
                   <m:r>
@@ -16564,16 +17274,21 @@
               </m:sSub>
               <m:sSub>
                 <m:e>
-                  <m:acc>
-                    <m:accPr>
-                      <m:chr m:val="̃"/>
-                    </m:accPr>
+                  <m:limLow>
                     <m:e>
                       <m:r>
                         <m:t>a</m:t>
                       </m:r>
                     </m:e>
-                  </m:acc>
+                    <m:lim>
+                      <m:r>
+                        <m:rPr>
+                          <m:sty m:val="p"/>
+                        </m:rPr>
+                        <m:t>∼</m:t>
+                      </m:r>
+                    </m:lim>
+                  </m:limLow>
                 </m:e>
                 <m:sub>
                   <m:r>
@@ -16590,16 +17305,21 @@
                 </m:rPr>
                 <m:t>=</m:t>
               </m:r>
-              <m:acc>
-                <m:accPr>
-                  <m:chr m:val="̃"/>
-                </m:accPr>
+              <m:limLow>
                 <m:e>
                   <m:r>
                     <m:t>x</m:t>
                   </m:r>
                 </m:e>
-              </m:acc>
+                <m:lim>
+                  <m:r>
+                    <m:rPr>
+                      <m:sty m:val="p"/>
+                    </m:rPr>
+                    <m:t>∼</m:t>
+                  </m:r>
+                </m:lim>
+              </m:limLow>
             </m:e>
             <m:e>
               <m:r>
@@ -16625,16 +17345,21 @@
               </m:sSub>
               <m:sSub>
                 <m:e>
-                  <m:acc>
-                    <m:accPr>
-                      <m:chr m:val="̃"/>
-                    </m:accPr>
+                  <m:limLow>
                     <m:e>
                       <m:r>
                         <m:t>a</m:t>
                       </m:r>
                     </m:e>
-                  </m:acc>
+                    <m:lim>
+                      <m:r>
+                        <m:rPr>
+                          <m:sty m:val="p"/>
+                        </m:rPr>
+                        <m:t>∼</m:t>
+                      </m:r>
+                    </m:lim>
+                  </m:limLow>
                 </m:e>
                 <m:sub>
                   <m:r>
@@ -16674,16 +17399,21 @@
               </m:sSub>
               <m:sSub>
                 <m:e>
-                  <m:acc>
-                    <m:accPr>
-                      <m:chr m:val="̃"/>
-                    </m:accPr>
+                  <m:limLow>
                     <m:e>
                       <m:r>
                         <m:t>a</m:t>
                       </m:r>
                     </m:e>
-                  </m:acc>
+                    <m:lim>
+                      <m:r>
+                        <m:rPr>
+                          <m:sty m:val="p"/>
+                        </m:rPr>
+                        <m:t>∼</m:t>
+                      </m:r>
+                    </m:lim>
+                  </m:limLow>
                 </m:e>
                 <m:sub>
                   <m:r>
@@ -16721,16 +17451,21 @@
         <m:oMath>
           <m:eqArr>
             <m:e>
-              <m:acc>
-                <m:accPr>
-                  <m:chr m:val="̃"/>
-                </m:accPr>
+              <m:limLow>
                 <m:e>
                   <m:r>
                     <m:t>0</m:t>
                   </m:r>
                 </m:e>
-              </m:acc>
+                <m:lim>
+                  <m:r>
+                    <m:rPr>
+                      <m:sty m:val="p"/>
+                    </m:rPr>
+                    <m:t>∼</m:t>
+                  </m:r>
+                </m:lim>
+              </m:limLow>
               <m:r>
                 <m:t>&amp;</m:t>
               </m:r>
@@ -16760,16 +17495,21 @@
               </m:sSub>
               <m:sSub>
                 <m:e>
-                  <m:acc>
-                    <m:accPr>
-                      <m:chr m:val="̃"/>
-                    </m:accPr>
+                  <m:limLow>
                     <m:e>
                       <m:r>
                         <m:t>a</m:t>
                       </m:r>
                     </m:e>
-                  </m:acc>
+                    <m:lim>
+                      <m:r>
+                        <m:rPr>
+                          <m:sty m:val="p"/>
+                        </m:rPr>
+                        <m:t>∼</m:t>
+                      </m:r>
+                    </m:lim>
+                  </m:limLow>
                 </m:e>
                 <m:sub>
                   <m:r>
@@ -16809,16 +17549,21 @@
               </m:sSub>
               <m:sSub>
                 <m:e>
-                  <m:acc>
-                    <m:accPr>
-                      <m:chr m:val="̃"/>
-                    </m:accPr>
+                  <m:limLow>
                     <m:e>
                       <m:r>
                         <m:t>a</m:t>
                       </m:r>
                     </m:e>
-                  </m:acc>
+                    <m:lim>
+                      <m:r>
+                        <m:rPr>
+                          <m:sty m:val="p"/>
+                        </m:rPr>
+                        <m:t>∼</m:t>
+                      </m:r>
+                    </m:lim>
+                  </m:limLow>
                 </m:e>
                 <m:sub>
                   <m:r>
@@ -16858,16 +17603,21 @@
               </m:sSub>
               <m:sSub>
                 <m:e>
-                  <m:acc>
-                    <m:accPr>
-                      <m:chr m:val="̃"/>
-                    </m:accPr>
+                  <m:limLow>
                     <m:e>
                       <m:r>
                         <m:t>a</m:t>
                       </m:r>
                     </m:e>
-                  </m:acc>
+                    <m:lim>
+                      <m:r>
+                        <m:rPr>
+                          <m:sty m:val="p"/>
+                        </m:rPr>
+                        <m:t>∼</m:t>
+                      </m:r>
+                    </m:lim>
+                  </m:limLow>
                 </m:e>
                 <m:sub>
                   <m:r>
@@ -16907,16 +17657,21 @@
               </m:sSub>
               <m:sSub>
                 <m:e>
-                  <m:acc>
-                    <m:accPr>
-                      <m:chr m:val="̃"/>
-                    </m:accPr>
+                  <m:limLow>
                     <m:e>
                       <m:r>
                         <m:t>a</m:t>
                       </m:r>
                     </m:e>
-                  </m:acc>
+                    <m:lim>
+                      <m:r>
+                        <m:rPr>
+                          <m:sty m:val="p"/>
+                        </m:rPr>
+                        <m:t>∼</m:t>
+                      </m:r>
+                    </m:lim>
+                  </m:limLow>
                 </m:e>
                 <m:sub>
                   <m:r>
@@ -16943,16 +17698,21 @@
                 </m:rPr>
                 <m:t>(both combinations equal </m:t>
               </m:r>
-              <m:acc>
-                <m:accPr>
-                  <m:chr m:val="̃"/>
-                </m:accPr>
+              <m:limLow>
                 <m:e>
                   <m:r>
                     <m:t>x</m:t>
                   </m:r>
                 </m:e>
-              </m:acc>
+                <m:lim>
+                  <m:r>
+                    <m:rPr>
+                      <m:sty m:val="p"/>
+                    </m:rPr>
+                    <m:t>∼</m:t>
+                  </m:r>
+                </m:lim>
+              </m:limLow>
               <m:r>
                 <m:rPr>
                   <m:nor/>
@@ -17018,16 +17778,21 @@
               </m:r>
               <m:sSub>
                 <m:e>
-                  <m:acc>
-                    <m:accPr>
-                      <m:chr m:val="̃"/>
-                    </m:accPr>
+                  <m:limLow>
                     <m:e>
                       <m:r>
                         <m:t>a</m:t>
                       </m:r>
                     </m:e>
-                  </m:acc>
+                    <m:lim>
+                      <m:r>
+                        <m:rPr>
+                          <m:sty m:val="p"/>
+                        </m:rPr>
+                        <m:t>∼</m:t>
+                      </m:r>
+                    </m:lim>
+                  </m:limLow>
                 </m:e>
                 <m:sub>
                   <m:r>
@@ -17100,16 +17865,21 @@
               </m:r>
               <m:sSub>
                 <m:e>
-                  <m:acc>
-                    <m:accPr>
-                      <m:chr m:val="̃"/>
-                    </m:accPr>
+                  <m:limLow>
                     <m:e>
                       <m:r>
                         <m:t>a</m:t>
                       </m:r>
                     </m:e>
-                  </m:acc>
+                    <m:lim>
+                      <m:r>
+                        <m:rPr>
+                          <m:sty m:val="p"/>
+                        </m:rPr>
+                        <m:t>∼</m:t>
+                      </m:r>
+                    </m:lim>
+                  </m:limLow>
                 </m:e>
                 <m:sub>
                   <m:r>
@@ -17132,16 +17902,21 @@
               </m:r>
               <m:sSub>
                 <m:e>
-                  <m:acc>
-                    <m:accPr>
-                      <m:chr m:val="̃"/>
-                    </m:accPr>
+                  <m:limLow>
                     <m:e>
                       <m:r>
                         <m:t>a</m:t>
                       </m:r>
                     </m:e>
-                  </m:acc>
+                    <m:lim>
+                      <m:r>
+                        <m:rPr>
+                          <m:sty m:val="p"/>
+                        </m:rPr>
+                        <m:t>∼</m:t>
+                      </m:r>
+                    </m:lim>
+                  </m:limLow>
                 </m:e>
                 <m:sub>
                   <m:r>
@@ -17174,16 +17949,21 @@
       <m:oMath>
         <m:sSub>
           <m:e>
-            <m:acc>
-              <m:accPr>
-                <m:chr m:val="̃"/>
-              </m:accPr>
+            <m:limLow>
               <m:e>
                 <m:r>
                   <m:t>a</m:t>
                 </m:r>
               </m:e>
-            </m:acc>
+              <m:lim>
+                <m:r>
+                  <m:rPr>
+                    <m:sty m:val="p"/>
+                  </m:rPr>
+                  <m:t>∼</m:t>
+                </m:r>
+              </m:lim>
+            </m:limLow>
           </m:e>
           <m:sub>
             <m:r>
@@ -17211,16 +17991,21 @@
         </m:r>
         <m:sSub>
           <m:e>
-            <m:acc>
-              <m:accPr>
-                <m:chr m:val="̃"/>
-              </m:accPr>
+            <m:limLow>
               <m:e>
                 <m:r>
                   <m:t>a</m:t>
                 </m:r>
               </m:e>
-            </m:acc>
+              <m:lim>
+                <m:r>
+                  <m:rPr>
+                    <m:sty m:val="p"/>
+                  </m:rPr>
+                  <m:t>∼</m:t>
+                </m:r>
+              </m:lim>
+            </m:limLow>
           </m:e>
           <m:sub>
             <m:r>
@@ -18437,16 +19222,21 @@
       <m:oMath>
         <m:sSub>
           <m:e>
-            <m:acc>
-              <m:accPr>
-                <m:chr m:val="̃"/>
-              </m:accPr>
+            <m:limLow>
               <m:e>
                 <m:r>
                   <m:t>a</m:t>
                 </m:r>
               </m:e>
-            </m:acc>
+              <m:lim>
+                <m:r>
+                  <m:rPr>
+                    <m:sty m:val="p"/>
+                  </m:rPr>
+                  <m:t>∼</m:t>
+                </m:r>
+              </m:lim>
+            </m:limLow>
           </m:e>
           <m:sub>
             <m:r>
@@ -18474,16 +19264,21 @@
         </m:r>
         <m:sSub>
           <m:e>
-            <m:acc>
-              <m:accPr>
-                <m:chr m:val="̃"/>
-              </m:accPr>
+            <m:limLow>
               <m:e>
                 <m:r>
                   <m:t>a</m:t>
                 </m:r>
               </m:e>
-            </m:acc>
+              <m:lim>
+                <m:r>
+                  <m:rPr>
+                    <m:sty m:val="p"/>
+                  </m:rPr>
+                  <m:t>∼</m:t>
+                </m:r>
+              </m:lim>
+            </m:limLow>
           </m:e>
           <m:sub>
             <m:r>
@@ -18537,16 +19332,21 @@
         <w:t xml:space="preserve"> </w:t>
       </w:r>
       <m:oMath>
-        <m:acc>
-          <m:accPr>
-            <m:chr m:val="̃"/>
-          </m:accPr>
+        <m:limLow>
           <m:e>
             <m:r>
               <m:t>x</m:t>
             </m:r>
           </m:e>
-        </m:acc>
+          <m:lim>
+            <m:r>
+              <m:rPr>
+                <m:sty m:val="p"/>
+              </m:rPr>
+              <m:t>∼</m:t>
+            </m:r>
+          </m:lim>
+        </m:limLow>
         <m:r>
           <m:rPr>
             <m:sty m:val="p"/>
@@ -18590,16 +19390,21 @@
         <w:t xml:space="preserve"> </w:t>
       </w:r>
       <m:oMath>
-        <m:acc>
-          <m:accPr>
-            <m:chr m:val="̃"/>
-          </m:accPr>
+        <m:limLow>
           <m:e>
             <m:r>
               <m:t>x</m:t>
             </m:r>
           </m:e>
-        </m:acc>
+          <m:lim>
+            <m:r>
+              <m:rPr>
+                <m:sty m:val="p"/>
+              </m:rPr>
+              <m:t>∼</m:t>
+            </m:r>
+          </m:lim>
+        </m:limLow>
       </m:oMath>
       <w:r>
         <w:t xml:space="preserve"> </w:t>
@@ -18670,16 +19475,21 @@
         <w:t xml:space="preserve"> </w:t>
       </w:r>
       <m:oMath>
-        <m:acc>
-          <m:accPr>
-            <m:chr m:val="̃"/>
-          </m:accPr>
+        <m:limLow>
           <m:e>
             <m:r>
               <m:t>x</m:t>
             </m:r>
           </m:e>
-        </m:acc>
+          <m:lim>
+            <m:r>
+              <m:rPr>
+                <m:sty m:val="p"/>
+              </m:rPr>
+              <m:t>∼</m:t>
+            </m:r>
+          </m:lim>
+        </m:limLow>
         <m:r>
           <m:rPr>
             <m:sty m:val="p"/>
@@ -18700,16 +19510,21 @@
         </m:sSub>
         <m:sSub>
           <m:e>
-            <m:acc>
-              <m:accPr>
-                <m:chr m:val="̃"/>
-              </m:accPr>
+            <m:limLow>
               <m:e>
                 <m:r>
                   <m:t>a</m:t>
                 </m:r>
               </m:e>
-            </m:acc>
+              <m:lim>
+                <m:r>
+                  <m:rPr>
+                    <m:sty m:val="p"/>
+                  </m:rPr>
+                  <m:t>∼</m:t>
+                </m:r>
+              </m:lim>
+            </m:limLow>
           </m:e>
           <m:sub>
             <m:r>
@@ -18749,16 +19564,21 @@
         </m:sSub>
         <m:sSub>
           <m:e>
-            <m:acc>
-              <m:accPr>
-                <m:chr m:val="̃"/>
-              </m:accPr>
+            <m:limLow>
               <m:e>
                 <m:r>
                   <m:t>a</m:t>
                 </m:r>
               </m:e>
-            </m:acc>
+              <m:lim>
+                <m:r>
+                  <m:rPr>
+                    <m:sty m:val="p"/>
+                  </m:rPr>
+                  <m:t>∼</m:t>
+                </m:r>
+              </m:lim>
+            </m:limLow>
           </m:e>
           <m:sub>
             <m:r>
@@ -18817,16 +19637,21 @@
         <w:t xml:space="preserve"> </w:t>
       </w:r>
       <m:oMath>
-        <m:acc>
-          <m:accPr>
-            <m:chr m:val="̃"/>
-          </m:accPr>
+        <m:limLow>
           <m:e>
             <m:r>
               <m:t>x</m:t>
             </m:r>
           </m:e>
-        </m:acc>
+          <m:lim>
+            <m:r>
+              <m:rPr>
+                <m:sty m:val="p"/>
+              </m:rPr>
+              <m:t>∼</m:t>
+            </m:r>
+          </m:lim>
+        </m:limLow>
       </m:oMath>
       <w:r>
         <w:t xml:space="preserve"> </w:t>
@@ -19008,16 +19833,21 @@
         <w:t xml:space="preserve"> </w:t>
       </w:r>
       <m:oMath>
-        <m:acc>
-          <m:accPr>
-            <m:chr m:val="̃"/>
-          </m:accPr>
+        <m:limLow>
           <m:e>
             <m:r>
               <m:t>x</m:t>
             </m:r>
           </m:e>
-        </m:acc>
+          <m:lim>
+            <m:r>
+              <m:rPr>
+                <m:sty m:val="p"/>
+              </m:rPr>
+              <m:t>∼</m:t>
+            </m:r>
+          </m:lim>
+        </m:limLow>
       </m:oMath>
       <w:r>
         <w:t xml:space="preserve">.</w:t>
@@ -19604,16 +20434,21 @@
       <m:oMath>
         <m:sSub>
           <m:e>
-            <m:acc>
-              <m:accPr>
-                <m:chr m:val="̃"/>
-              </m:accPr>
+            <m:limLow>
               <m:e>
                 <m:r>
                   <m:t>a</m:t>
                 </m:r>
               </m:e>
-            </m:acc>
+              <m:lim>
+                <m:r>
+                  <m:rPr>
+                    <m:sty m:val="p"/>
+                  </m:rPr>
+                  <m:t>∼</m:t>
+                </m:r>
+              </m:lim>
+            </m:limLow>
           </m:e>
           <m:sub>
             <m:r>
@@ -19641,16 +20476,21 @@
         </m:r>
         <m:sSub>
           <m:e>
-            <m:acc>
-              <m:accPr>
-                <m:chr m:val="̃"/>
-              </m:accPr>
+            <m:limLow>
               <m:e>
                 <m:r>
                   <m:t>a</m:t>
                 </m:r>
               </m:e>
-            </m:acc>
+              <m:lim>
+                <m:r>
+                  <m:rPr>
+                    <m:sty m:val="p"/>
+                  </m:rPr>
+                  <m:t>∼</m:t>
+                </m:r>
+              </m:lim>
+            </m:limLow>
           </m:e>
           <m:sub>
             <m:r>
@@ -19671,16 +20511,21 @@
       <m:oMath>
         <m:sSub>
           <m:e>
-            <m:acc>
-              <m:accPr>
-                <m:chr m:val="̃"/>
-              </m:accPr>
+            <m:limLow>
               <m:e>
                 <m:r>
                   <m:t>b</m:t>
                 </m:r>
               </m:e>
-            </m:acc>
+              <m:lim>
+                <m:r>
+                  <m:rPr>
+                    <m:sty m:val="p"/>
+                  </m:rPr>
+                  <m:t>∼</m:t>
+                </m:r>
+              </m:lim>
+            </m:limLow>
           </m:e>
           <m:sub>
             <m:r>
@@ -19708,16 +20553,21 @@
         </m:r>
         <m:sSub>
           <m:e>
-            <m:acc>
-              <m:accPr>
-                <m:chr m:val="̃"/>
-              </m:accPr>
+            <m:limLow>
               <m:e>
                 <m:r>
                   <m:t>b</m:t>
                 </m:r>
               </m:e>
-            </m:acc>
+              <m:lim>
+                <m:r>
+                  <m:rPr>
+                    <m:sty m:val="p"/>
+                  </m:rPr>
+                  <m:t>∼</m:t>
+                </m:r>
+              </m:lim>
+            </m:limLow>
           </m:e>
           <m:sub>
             <m:r>
@@ -19879,16 +20729,21 @@
       <m:oMath>
         <m:sSub>
           <m:e>
-            <m:acc>
-              <m:accPr>
-                <m:chr m:val="̃"/>
-              </m:accPr>
+            <m:limLow>
               <m:e>
                 <m:r>
                   <m:t>a</m:t>
                 </m:r>
               </m:e>
-            </m:acc>
+              <m:lim>
+                <m:r>
+                  <m:rPr>
+                    <m:sty m:val="p"/>
+                  </m:rPr>
+                  <m:t>∼</m:t>
+                </m:r>
+              </m:lim>
+            </m:limLow>
           </m:e>
           <m:sub>
             <m:r>
@@ -19916,16 +20771,21 @@
         </m:r>
         <m:sSub>
           <m:e>
-            <m:acc>
-              <m:accPr>
-                <m:chr m:val="̃"/>
-              </m:accPr>
+            <m:limLow>
               <m:e>
                 <m:r>
                   <m:t>a</m:t>
                 </m:r>
               </m:e>
-            </m:acc>
+              <m:lim>
+                <m:r>
+                  <m:rPr>
+                    <m:sty m:val="p"/>
+                  </m:rPr>
+                  <m:t>∼</m:t>
+                </m:r>
+              </m:lim>
+            </m:limLow>
           </m:e>
           <m:sub>
             <m:r>
@@ -19989,16 +20849,21 @@
       <m:oMath>
         <m:sSub>
           <m:e>
-            <m:acc>
-              <m:accPr>
-                <m:chr m:val="̃"/>
-              </m:accPr>
+            <m:limLow>
               <m:e>
                 <m:r>
                   <m:t>b</m:t>
                 </m:r>
               </m:e>
-            </m:acc>
+              <m:lim>
+                <m:r>
+                  <m:rPr>
+                    <m:sty m:val="p"/>
+                  </m:rPr>
+                  <m:t>∼</m:t>
+                </m:r>
+              </m:lim>
+            </m:limLow>
           </m:e>
           <m:sub>
             <m:r>
@@ -20026,16 +20891,21 @@
         </m:r>
         <m:sSub>
           <m:e>
-            <m:acc>
-              <m:accPr>
-                <m:chr m:val="̃"/>
-              </m:accPr>
+            <m:limLow>
               <m:e>
                 <m:r>
                   <m:t>b</m:t>
                 </m:r>
               </m:e>
-            </m:acc>
+              <m:lim>
+                <m:r>
+                  <m:rPr>
+                    <m:sty m:val="p"/>
+                  </m:rPr>
+                  <m:t>∼</m:t>
+                </m:r>
+              </m:lim>
+            </m:limLow>
           </m:e>
           <m:sub>
             <m:r>
@@ -20122,16 +20992,21 @@
       <m:oMath>
         <m:sSub>
           <m:e>
-            <m:acc>
-              <m:accPr>
-                <m:chr m:val="̃"/>
-              </m:accPr>
+            <m:limLow>
               <m:e>
                 <m:r>
                   <m:t>a</m:t>
                 </m:r>
               </m:e>
-            </m:acc>
+              <m:lim>
+                <m:r>
+                  <m:rPr>
+                    <m:sty m:val="p"/>
+                  </m:rPr>
+                  <m:t>∼</m:t>
+                </m:r>
+              </m:lim>
+            </m:limLow>
           </m:e>
           <m:sub>
             <m:r>
@@ -20171,16 +21046,21 @@
         <w:t xml:space="preserve"> </w:t>
       </w:r>
       <m:oMath>
-        <m:acc>
-          <m:accPr>
-            <m:chr m:val="̃"/>
-          </m:accPr>
+        <m:limLow>
           <m:e>
             <m:r>
               <m:t>b</m:t>
             </m:r>
           </m:e>
-        </m:acc>
+          <m:lim>
+            <m:r>
+              <m:rPr>
+                <m:sty m:val="p"/>
+              </m:rPr>
+              <m:t>∼</m:t>
+            </m:r>
+          </m:lim>
+        </m:limLow>
       </m:oMath>
       <w:r>
         <w:t xml:space="preserve">’s span</w:t>
@@ -20226,16 +21106,21 @@
       <m:oMath>
         <m:sSub>
           <m:e>
-            <m:acc>
-              <m:accPr>
-                <m:chr m:val="̃"/>
-              </m:accPr>
+            <m:limLow>
               <m:e>
                 <m:r>
                   <m:t>a</m:t>
                 </m:r>
               </m:e>
-            </m:acc>
+              <m:lim>
+                <m:r>
+                  <m:rPr>
+                    <m:sty m:val="p"/>
+                  </m:rPr>
+                  <m:t>∼</m:t>
+                </m:r>
+              </m:lim>
+            </m:limLow>
           </m:e>
           <m:sub>
             <m:r>
@@ -20257,16 +21142,21 @@
         </m:r>
         <m:sSub>
           <m:e>
-            <m:acc>
-              <m:accPr>
-                <m:chr m:val="̃"/>
-              </m:accPr>
+            <m:limLow>
               <m:e>
                 <m:r>
                   <m:t>c</m:t>
                 </m:r>
               </m:e>
-            </m:acc>
+              <m:lim>
+                <m:r>
+                  <m:rPr>
+                    <m:sty m:val="p"/>
+                  </m:rPr>
+                  <m:t>∼</m:t>
+                </m:r>
+              </m:lim>
+            </m:limLow>
           </m:e>
           <m:sub>
             <m:r>
@@ -20287,16 +21177,21 @@
       <m:oMath>
         <m:sSub>
           <m:e>
-            <m:acc>
-              <m:accPr>
-                <m:chr m:val="̃"/>
-              </m:accPr>
+            <m:limLow>
               <m:e>
                 <m:r>
                   <m:t>c</m:t>
                 </m:r>
               </m:e>
-            </m:acc>
+              <m:lim>
+                <m:r>
+                  <m:rPr>
+                    <m:sty m:val="p"/>
+                  </m:rPr>
+                  <m:t>∼</m:t>
+                </m:r>
+              </m:lim>
+            </m:limLow>
           </m:e>
           <m:sub>
             <m:r>
@@ -20396,16 +21291,21 @@
       <m:oMath>
         <m:sSub>
           <m:e>
-            <m:acc>
-              <m:accPr>
-                <m:chr m:val="̃"/>
-              </m:accPr>
+            <m:limLow>
               <m:e>
                 <m:r>
                   <m:t>c</m:t>
                 </m:r>
               </m:e>
-            </m:acc>
+              <m:lim>
+                <m:r>
+                  <m:rPr>
+                    <m:sty m:val="p"/>
+                  </m:rPr>
+                  <m:t>∼</m:t>
+                </m:r>
+              </m:lim>
+            </m:limLow>
           </m:e>
           <m:sub>
             <m:r>
@@ -20433,16 +21333,21 @@
         </m:r>
         <m:sSub>
           <m:e>
-            <m:acc>
-              <m:accPr>
-                <m:chr m:val="̃"/>
-              </m:accPr>
+            <m:limLow>
               <m:e>
                 <m:r>
                   <m:t>c</m:t>
                 </m:r>
               </m:e>
-            </m:acc>
+              <m:lim>
+                <m:r>
+                  <m:rPr>
+                    <m:sty m:val="p"/>
+                  </m:rPr>
+                  <m:t>∼</m:t>
+                </m:r>
+              </m:lim>
+            </m:limLow>
           </m:e>
           <m:sub>
             <m:r>
@@ -20640,16 +21545,21 @@
         </m:r>
         <m:sSub>
           <m:e>
-            <m:acc>
-              <m:accPr>
-                <m:chr m:val="̃"/>
-              </m:accPr>
+            <m:limLow>
               <m:e>
                 <m:r>
                   <m:t>c</m:t>
                 </m:r>
               </m:e>
-            </m:acc>
+              <m:lim>
+                <m:r>
+                  <m:rPr>
+                    <m:sty m:val="p"/>
+                  </m:rPr>
+                  <m:t>∼</m:t>
+                </m:r>
+              </m:lim>
+            </m:limLow>
           </m:e>
           <m:sub>
             <m:r>
@@ -20718,32 +21628,42 @@
           </m:rPr>
           <m:t>C</m:t>
         </m:r>
-        <m:acc>
-          <m:accPr>
-            <m:chr m:val="̃"/>
-          </m:accPr>
+        <m:limLow>
           <m:e>
             <m:r>
               <m:t>x</m:t>
             </m:r>
           </m:e>
-        </m:acc>
+          <m:lim>
+            <m:r>
+              <m:rPr>
+                <m:sty m:val="p"/>
+              </m:rPr>
+              <m:t>∼</m:t>
+            </m:r>
+          </m:lim>
+        </m:limLow>
         <m:r>
           <m:rPr>
             <m:sty m:val="p"/>
           </m:rPr>
           <m:t>=</m:t>
         </m:r>
-        <m:acc>
-          <m:accPr>
-            <m:chr m:val="̃"/>
-          </m:accPr>
+        <m:limLow>
           <m:e>
             <m:r>
               <m:t>0</m:t>
             </m:r>
           </m:e>
-        </m:acc>
+          <m:lim>
+            <m:r>
+              <m:rPr>
+                <m:sty m:val="p"/>
+              </m:rPr>
+              <m:t>∼</m:t>
+            </m:r>
+          </m:lim>
+        </m:limLow>
       </m:oMath>
       <w:r>
         <w:t xml:space="preserve"> </w:t>
@@ -20755,16 +21675,21 @@
         <w:t xml:space="preserve"> </w:t>
       </w:r>
       <m:oMath>
-        <m:acc>
-          <m:accPr>
-            <m:chr m:val="̃"/>
-          </m:accPr>
+        <m:limLow>
           <m:e>
             <m:r>
               <m:t>x</m:t>
             </m:r>
           </m:e>
-        </m:acc>
+          <m:lim>
+            <m:r>
+              <m:rPr>
+                <m:sty m:val="p"/>
+              </m:rPr>
+              <m:t>∼</m:t>
+            </m:r>
+          </m:lim>
+        </m:limLow>
         <m:r>
           <m:rPr>
             <m:sty m:val="p"/>
@@ -20815,16 +21740,21 @@
                 </m:rPr>
                 <m:t>A</m:t>
               </m:r>
-              <m:acc>
-                <m:accPr>
-                  <m:chr m:val="̃"/>
-                </m:accPr>
+              <m:limLow>
                 <m:e>
                   <m:r>
                     <m:t>x</m:t>
                   </m:r>
                 </m:e>
-              </m:acc>
+                <m:lim>
+                  <m:r>
+                    <m:rPr>
+                      <m:sty m:val="p"/>
+                    </m:rPr>
+                    <m:t>∼</m:t>
+                  </m:r>
+                </m:lim>
+              </m:limLow>
               <m:r>
                 <m:t>&amp;</m:t>
               </m:r>
@@ -20861,16 +21791,21 @@
               <m:r>
                 <m:t> </m:t>
               </m:r>
-              <m:acc>
-                <m:accPr>
-                  <m:chr m:val="̃"/>
-                </m:accPr>
+              <m:limLow>
                 <m:e>
                   <m:r>
                     <m:t>x</m:t>
                   </m:r>
                 </m:e>
-              </m:acc>
+                <m:lim>
+                  <m:r>
+                    <m:rPr>
+                      <m:sty m:val="p"/>
+                    </m:rPr>
+                    <m:t>∼</m:t>
+                  </m:r>
+                </m:lim>
+              </m:limLow>
               <m:r>
                 <m:t>&amp;</m:t>
               </m:r>
@@ -20947,16 +21882,21 @@
                 </m:rPr>
                 <m:t>C</m:t>
               </m:r>
-              <m:acc>
-                <m:accPr>
-                  <m:chr m:val="̃"/>
-                </m:accPr>
+              <m:limLow>
                 <m:e>
                   <m:r>
                     <m:t>x</m:t>
                   </m:r>
                 </m:e>
-              </m:acc>
+                <m:lim>
+                  <m:r>
+                    <m:rPr>
+                      <m:sty m:val="p"/>
+                    </m:rPr>
+                    <m:t>∼</m:t>
+                  </m:r>
+                </m:lim>
+              </m:limLow>
               <m:r>
                 <m:rPr>
                   <m:sty m:val="p"/>
@@ -21010,16 +21950,21 @@
               <m:r>
                 <m:t> </m:t>
               </m:r>
-              <m:acc>
-                <m:accPr>
-                  <m:chr m:val="̃"/>
-                </m:accPr>
+              <m:limLow>
                 <m:e>
                   <m:r>
                     <m:t>0</m:t>
                   </m:r>
                 </m:e>
-              </m:acc>
+                <m:lim>
+                  <m:r>
+                    <m:rPr>
+                      <m:sty m:val="p"/>
+                    </m:rPr>
+                    <m:t>∼</m:t>
+                  </m:r>
+                </m:lim>
+              </m:limLow>
               <m:r>
                 <m:t>&amp;</m:t>
               </m:r>
@@ -21039,32 +21984,42 @@
                 </m:rPr>
                 <m:t>C</m:t>
               </m:r>
-              <m:acc>
-                <m:accPr>
-                  <m:chr m:val="̃"/>
-                </m:accPr>
+              <m:limLow>
                 <m:e>
                   <m:r>
                     <m:t>x</m:t>
                   </m:r>
                 </m:e>
-              </m:acc>
+                <m:lim>
+                  <m:r>
+                    <m:rPr>
+                      <m:sty m:val="p"/>
+                    </m:rPr>
+                    <m:t>∼</m:t>
+                  </m:r>
+                </m:lim>
+              </m:limLow>
               <m:r>
                 <m:rPr>
                   <m:sty m:val="p"/>
                 </m:rPr>
                 <m:t>=</m:t>
               </m:r>
-              <m:acc>
-                <m:accPr>
-                  <m:chr m:val="̃"/>
-                </m:accPr>
+              <m:limLow>
                 <m:e>
                   <m:r>
                     <m:t>0</m:t>
                   </m:r>
                 </m:e>
-              </m:acc>
+                <m:lim>
+                  <m:r>
+                    <m:rPr>
+                      <m:sty m:val="p"/>
+                    </m:rPr>
+                    <m:t>∼</m:t>
+                  </m:r>
+                </m:lim>
+              </m:limLow>
               <m:r>
                 <m:rPr>
                   <m:nor/>
@@ -21083,16 +22038,21 @@
                 </m:rPr>
                 <m:t>=</m:t>
               </m:r>
-              <m:acc>
-                <m:accPr>
-                  <m:chr m:val="̃"/>
-                </m:accPr>
+              <m:limLow>
                 <m:e>
                   <m:r>
                     <m:t>0</m:t>
                   </m:r>
                 </m:e>
-              </m:acc>
+                <m:lim>
+                  <m:r>
+                    <m:rPr>
+                      <m:sty m:val="p"/>
+                    </m:rPr>
+                    <m:t>∼</m:t>
+                  </m:r>
+                </m:lim>
+              </m:limLow>
               <m:r>
                 <m:t>&amp;</m:t>
               </m:r>
@@ -21106,16 +22066,21 @@
                 </m:rPr>
                 <m:t>(a matrix times the zero vector is </m:t>
               </m:r>
-              <m:acc>
-                <m:accPr>
-                  <m:chr m:val="̃"/>
-                </m:accPr>
+              <m:limLow>
                 <m:e>
                   <m:r>
                     <m:t>0</m:t>
                   </m:r>
                 </m:e>
-              </m:acc>
+                <m:lim>
+                  <m:r>
+                    <m:rPr>
+                      <m:sty m:val="p"/>
+                    </m:rPr>
+                    <m:t>∼</m:t>
+                  </m:r>
+                </m:lim>
+              </m:limLow>
               <m:r>
                 <m:rPr>
                   <m:nor/>
@@ -21139,16 +22104,21 @@
           </m:rPr>
           <m:t>A</m:t>
         </m:r>
-        <m:acc>
-          <m:accPr>
-            <m:chr m:val="̃"/>
-          </m:accPr>
+        <m:limLow>
           <m:e>
             <m:r>
               <m:t>x</m:t>
             </m:r>
           </m:e>
-        </m:acc>
+          <m:lim>
+            <m:r>
+              <m:rPr>
+                <m:sty m:val="p"/>
+              </m:rPr>
+              <m:t>∼</m:t>
+            </m:r>
+          </m:lim>
+        </m:limLow>
       </m:oMath>
       <w:r>
         <w:t xml:space="preserve"> </w:t>
@@ -21174,16 +22144,21 @@
         </m:sSub>
         <m:sSub>
           <m:e>
-            <m:acc>
-              <m:accPr>
-                <m:chr m:val="̃"/>
-              </m:accPr>
+            <m:limLow>
               <m:e>
                 <m:r>
                   <m:t>a</m:t>
                 </m:r>
               </m:e>
-            </m:acc>
+              <m:lim>
+                <m:r>
+                  <m:rPr>
+                    <m:sty m:val="p"/>
+                  </m:rPr>
+                  <m:t>∼</m:t>
+                </m:r>
+              </m:lim>
+            </m:limLow>
           </m:e>
           <m:sub>
             <m:r>
@@ -21223,16 +22198,21 @@
         </m:sSub>
         <m:sSub>
           <m:e>
-            <m:acc>
-              <m:accPr>
-                <m:chr m:val="̃"/>
-              </m:accPr>
+            <m:limLow>
               <m:e>
                 <m:r>
                   <m:t>a</m:t>
                 </m:r>
               </m:e>
-            </m:acc>
+              <m:lim>
+                <m:r>
+                  <m:rPr>
+                    <m:sty m:val="p"/>
+                  </m:rPr>
+                  <m:t>∼</m:t>
+                </m:r>
+              </m:lim>
+            </m:limLow>
           </m:e>
           <m:sub>
             <m:r>
@@ -21268,16 +22248,21 @@
         <w:t xml:space="preserve"> </w:t>
       </w:r>
       <m:oMath>
-        <m:acc>
-          <m:accPr>
-            <m:chr m:val="̃"/>
-          </m:accPr>
+        <m:limLow>
           <m:e>
             <m:r>
               <m:t>a</m:t>
             </m:r>
           </m:e>
-        </m:acc>
+          <m:lim>
+            <m:r>
+              <m:rPr>
+                <m:sty m:val="p"/>
+              </m:rPr>
+              <m:t>∼</m:t>
+            </m:r>
+          </m:lim>
+        </m:limLow>
       </m:oMath>
       <w:r>
         <w:t xml:space="preserve">’s are linearly independent (</w:t>
@@ -21303,32 +22288,42 @@
         <w:t xml:space="preserve"> </w:t>
       </w:r>
       <m:oMath>
-        <m:acc>
-          <m:accPr>
-            <m:chr m:val="̃"/>
-          </m:accPr>
+        <m:limLow>
           <m:e>
             <m:r>
               <m:t>x</m:t>
             </m:r>
           </m:e>
-        </m:acc>
+          <m:lim>
+            <m:r>
+              <m:rPr>
+                <m:sty m:val="p"/>
+              </m:rPr>
+              <m:t>∼</m:t>
+            </m:r>
+          </m:lim>
+        </m:limLow>
         <m:r>
           <m:rPr>
             <m:sty m:val="p"/>
           </m:rPr>
           <m:t>=</m:t>
         </m:r>
-        <m:acc>
-          <m:accPr>
-            <m:chr m:val="̃"/>
-          </m:accPr>
+        <m:limLow>
           <m:e>
             <m:r>
               <m:t>0</m:t>
             </m:r>
           </m:e>
-        </m:acc>
+          <m:lim>
+            <m:r>
+              <m:rPr>
+                <m:sty m:val="p"/>
+              </m:rPr>
+              <m:t>∼</m:t>
+            </m:r>
+          </m:lim>
+        </m:limLow>
       </m:oMath>
       <w:r>
         <w:t xml:space="preserve">.</w:t>
@@ -21360,16 +22355,21 @@
         <w:t xml:space="preserve"> </w:t>
       </w:r>
       <m:oMath>
-        <m:acc>
-          <m:accPr>
-            <m:chr m:val="̃"/>
-          </m:accPr>
+        <m:limLow>
           <m:e>
             <m:r>
               <m:t>0</m:t>
             </m:r>
           </m:e>
-        </m:acc>
+          <m:lim>
+            <m:r>
+              <m:rPr>
+                <m:sty m:val="p"/>
+              </m:rPr>
+              <m:t>∼</m:t>
+            </m:r>
+          </m:lim>
+        </m:limLow>
       </m:oMath>
       <w:r>
         <w:t xml:space="preserve"> </w:t>
@@ -22233,16 +23233,21 @@
             <m:grow/>
           </m:dPr>
           <m:e>
-            <m:acc>
-              <m:accPr>
-                <m:chr m:val="̃"/>
-              </m:accPr>
+            <m:limLow>
               <m:e>
                 <m:r>
                   <m:t>0</m:t>
                 </m:r>
               </m:e>
-            </m:acc>
+              <m:lim>
+                <m:r>
+                  <m:rPr>
+                    <m:sty m:val="p"/>
+                  </m:rPr>
+                  <m:t>∼</m:t>
+                </m:r>
+              </m:lim>
+            </m:limLow>
           </m:e>
         </m:d>
         <m:r>
@@ -22285,16 +23290,21 @@
             <m:grow/>
           </m:dPr>
           <m:e>
-            <m:acc>
-              <m:accPr>
-                <m:chr m:val="̃"/>
-              </m:accPr>
+            <m:limLow>
               <m:e>
                 <m:r>
                   <m:t>0</m:t>
                 </m:r>
               </m:e>
-            </m:acc>
+              <m:lim>
+                <m:r>
+                  <m:rPr>
+                    <m:sty m:val="p"/>
+                  </m:rPr>
+                  <m:t>∼</m:t>
+                </m:r>
+              </m:lim>
+            </m:limLow>
           </m:e>
         </m:d>
         <m:r>
@@ -22372,16 +23382,21 @@
             <m:grow/>
           </m:dPr>
           <m:e>
-            <m:acc>
-              <m:accPr>
-                <m:chr m:val="̃"/>
-              </m:accPr>
+            <m:limLow>
               <m:e>
                 <m:r>
                   <m:t>0</m:t>
                 </m:r>
               </m:e>
-            </m:acc>
+              <m:lim>
+                <m:r>
+                  <m:rPr>
+                    <m:sty m:val="p"/>
+                  </m:rPr>
+                  <m:t>∼</m:t>
+                </m:r>
+              </m:lim>
+            </m:limLow>
           </m:e>
         </m:d>
         <m:r>
@@ -22560,16 +23575,21 @@
       <m:oMath>
         <m:sSub>
           <m:e>
-            <m:acc>
-              <m:accPr>
-                <m:chr m:val="̃"/>
-              </m:accPr>
+            <m:limLow>
               <m:e>
                 <m:r>
                   <m:t>e</m:t>
                 </m:r>
               </m:e>
-            </m:acc>
+              <m:lim>
+                <m:r>
+                  <m:rPr>
+                    <m:sty m:val="p"/>
+                  </m:rPr>
+                  <m:t>∼</m:t>
+                </m:r>
+              </m:lim>
+            </m:limLow>
           </m:e>
           <m:sub>
             <m:r>
@@ -22597,16 +23617,21 @@
         </m:r>
         <m:sSub>
           <m:e>
-            <m:acc>
-              <m:accPr>
-                <m:chr m:val="̃"/>
-              </m:accPr>
+            <m:limLow>
               <m:e>
                 <m:r>
                   <m:t>e</m:t>
                 </m:r>
               </m:e>
-            </m:acc>
+              <m:lim>
+                <m:r>
+                  <m:rPr>
+                    <m:sty m:val="p"/>
+                  </m:rPr>
+                  <m:t>∼</m:t>
+                </m:r>
+              </m:lim>
+            </m:limLow>
           </m:e>
           <m:sub>
             <m:r>
@@ -22662,16 +23687,21 @@
         </m:sSub>
         <m:sSub>
           <m:e>
-            <m:acc>
-              <m:accPr>
-                <m:chr m:val="̃"/>
-              </m:accPr>
+            <m:limLow>
               <m:e>
                 <m:r>
                   <m:t>e</m:t>
                 </m:r>
               </m:e>
-            </m:acc>
+              <m:lim>
+                <m:r>
+                  <m:rPr>
+                    <m:sty m:val="p"/>
+                  </m:rPr>
+                  <m:t>∼</m:t>
+                </m:r>
+              </m:lim>
+            </m:limLow>
           </m:e>
           <m:sub>
             <m:r>
@@ -22711,16 +23741,21 @@
         </m:sSub>
         <m:sSub>
           <m:e>
-            <m:acc>
-              <m:accPr>
-                <m:chr m:val="̃"/>
-              </m:accPr>
+            <m:limLow>
               <m:e>
                 <m:r>
                   <m:t>e</m:t>
                 </m:r>
               </m:e>
-            </m:acc>
+              <m:lim>
+                <m:r>
+                  <m:rPr>
+                    <m:sty m:val="p"/>
+                  </m:rPr>
+                  <m:t>∼</m:t>
+                </m:r>
+              </m:lim>
+            </m:limLow>
           </m:e>
           <m:sub>
             <m:r>
@@ -22804,16 +23839,21 @@
       <m:oMath>
         <m:sSub>
           <m:e>
-            <m:acc>
-              <m:accPr>
-                <m:chr m:val="̃"/>
-              </m:accPr>
+            <m:limLow>
               <m:e>
                 <m:r>
                   <m:t>0</m:t>
                 </m:r>
               </m:e>
-            </m:acc>
+              <m:lim>
+                <m:r>
+                  <m:rPr>
+                    <m:sty m:val="p"/>
+                  </m:rPr>
+                  <m:t>∼</m:t>
+                </m:r>
+              </m:lim>
+            </m:limLow>
           </m:e>
           <m:sub>
             <m:r>
@@ -22897,16 +23937,21 @@
         <w:t xml:space="preserve"> </w:t>
       </w:r>
       <m:oMath>
-        <m:acc>
-          <m:accPr>
-            <m:chr m:val="̃"/>
-          </m:accPr>
+        <m:limLow>
           <m:e>
             <m:r>
               <m:t>x</m:t>
             </m:r>
           </m:e>
-        </m:acc>
+          <m:lim>
+            <m:r>
+              <m:rPr>
+                <m:sty m:val="p"/>
+              </m:rPr>
+              <m:t>∼</m:t>
+            </m:r>
+          </m:lim>
+        </m:limLow>
         <m:r>
           <m:rPr>
             <m:sty m:val="p"/>
@@ -22927,16 +23972,21 @@
         </m:sSub>
         <m:sSub>
           <m:e>
-            <m:acc>
-              <m:accPr>
-                <m:chr m:val="̃"/>
-              </m:accPr>
+            <m:limLow>
               <m:e>
                 <m:r>
                   <m:t>e</m:t>
                 </m:r>
               </m:e>
-            </m:acc>
+              <m:lim>
+                <m:r>
+                  <m:rPr>
+                    <m:sty m:val="p"/>
+                  </m:rPr>
+                  <m:t>∼</m:t>
+                </m:r>
+              </m:lim>
+            </m:limLow>
           </m:e>
           <m:sub>
             <m:r>
@@ -22976,16 +24026,21 @@
         </m:sSub>
         <m:sSub>
           <m:e>
-            <m:acc>
-              <m:accPr>
-                <m:chr m:val="̃"/>
-              </m:accPr>
+            <m:limLow>
               <m:e>
                 <m:r>
                   <m:t>e</m:t>
                 </m:r>
               </m:e>
-            </m:acc>
+              <m:lim>
+                <m:r>
+                  <m:rPr>
+                    <m:sty m:val="p"/>
+                  </m:rPr>
+                  <m:t>∼</m:t>
+                </m:r>
+              </m:lim>
+            </m:limLow>
           </m:e>
           <m:sub>
             <m:r>
@@ -23259,16 +24314,21 @@
       <m:oMath>
         <m:sSub>
           <m:e>
-            <m:acc>
-              <m:accPr>
-                <m:chr m:val="̃"/>
-              </m:accPr>
+            <m:limLow>
               <m:e>
                 <m:r>
                   <m:t>v</m:t>
                 </m:r>
               </m:e>
-            </m:acc>
+              <m:lim>
+                <m:r>
+                  <m:rPr>
+                    <m:sty m:val="p"/>
+                  </m:rPr>
+                  <m:t>∼</m:t>
+                </m:r>
+              </m:lim>
+            </m:limLow>
           </m:e>
           <m:sub>
             <m:r>
@@ -23296,16 +24356,21 @@
         </m:r>
         <m:sSub>
           <m:e>
-            <m:acc>
-              <m:accPr>
-                <m:chr m:val="̃"/>
-              </m:accPr>
+            <m:limLow>
               <m:e>
                 <m:r>
                   <m:t>v</m:t>
                 </m:r>
               </m:e>
-            </m:acc>
+              <m:lim>
+                <m:r>
+                  <m:rPr>
+                    <m:sty m:val="p"/>
+                  </m:rPr>
+                  <m:t>∼</m:t>
+                </m:r>
+              </m:lim>
+            </m:limLow>
           </m:e>
           <m:sub>
             <m:r>
@@ -23347,16 +24412,21 @@
         <w:t xml:space="preserve"> </w:t>
       </w:r>
       <m:oMath>
-        <m:acc>
-          <m:accPr>
-            <m:chr m:val="̃"/>
-          </m:accPr>
+        <m:limLow>
           <m:e>
             <m:r>
               <m:t>w</m:t>
             </m:r>
           </m:e>
-        </m:acc>
+          <m:lim>
+            <m:r>
+              <m:rPr>
+                <m:sty m:val="p"/>
+              </m:rPr>
+              <m:t>∼</m:t>
+            </m:r>
+          </m:lim>
+        </m:limLow>
       </m:oMath>
       <w:r>
         <w:t xml:space="preserve"> </w:t>
@@ -23387,16 +24457,21 @@
           <m:e>
             <m:sSub>
               <m:e>
-                <m:acc>
-                  <m:accPr>
-                    <m:chr m:val="̃"/>
-                  </m:accPr>
+                <m:limLow>
                   <m:e>
                     <m:r>
                       <m:t>v</m:t>
                     </m:r>
                   </m:e>
-                </m:acc>
+                  <m:lim>
+                    <m:r>
+                      <m:rPr>
+                        <m:sty m:val="p"/>
+                      </m:rPr>
+                      <m:t>∼</m:t>
+                    </m:r>
+                  </m:lim>
+                </m:limLow>
               </m:e>
               <m:sub>
                 <m:r>
@@ -23424,16 +24499,21 @@
             </m:r>
             <m:sSub>
               <m:e>
-                <m:acc>
-                  <m:accPr>
-                    <m:chr m:val="̃"/>
-                  </m:accPr>
+                <m:limLow>
                   <m:e>
                     <m:r>
                       <m:t>v</m:t>
                     </m:r>
                   </m:e>
-                </m:acc>
+                  <m:lim>
+                    <m:r>
+                      <m:rPr>
+                        <m:sty m:val="p"/>
+                      </m:rPr>
+                      <m:t>∼</m:t>
+                    </m:r>
+                  </m:lim>
+                </m:limLow>
               </m:e>
               <m:sub>
                 <m:r>
@@ -23476,16 +24556,21 @@
       <m:oMath>
         <m:sSub>
           <m:e>
-            <m:acc>
-              <m:accPr>
-                <m:chr m:val="̃"/>
-              </m:accPr>
+            <m:limLow>
               <m:e>
                 <m:r>
                   <m:t>v</m:t>
                 </m:r>
               </m:e>
-            </m:acc>
+              <m:lim>
+                <m:r>
+                  <m:rPr>
+                    <m:sty m:val="p"/>
+                  </m:rPr>
+                  <m:t>∼</m:t>
+                </m:r>
+              </m:lim>
+            </m:limLow>
           </m:e>
           <m:sub>
             <m:r>
@@ -23513,16 +24598,21 @@
         </m:r>
         <m:sSub>
           <m:e>
-            <m:acc>
-              <m:accPr>
-                <m:chr m:val="̃"/>
-              </m:accPr>
+            <m:limLow>
               <m:e>
                 <m:r>
                   <m:t>v</m:t>
                 </m:r>
               </m:e>
-            </m:acc>
+              <m:lim>
+                <m:r>
+                  <m:rPr>
+                    <m:sty m:val="p"/>
+                  </m:rPr>
+                  <m:t>∼</m:t>
+                </m:r>
+              </m:lim>
+            </m:limLow>
           </m:e>
           <m:sub>
             <m:r>
@@ -23536,16 +24626,21 @@
           </m:rPr>
           <m:t>,</m:t>
         </m:r>
-        <m:acc>
-          <m:accPr>
-            <m:chr m:val="̃"/>
-          </m:accPr>
+        <m:limLow>
           <m:e>
             <m:r>
               <m:t>w</m:t>
             </m:r>
           </m:e>
-        </m:acc>
+          <m:lim>
+            <m:r>
+              <m:rPr>
+                <m:sty m:val="p"/>
+              </m:rPr>
+              <m:t>∼</m:t>
+            </m:r>
+          </m:lim>
+        </m:limLow>
       </m:oMath>
       <w:r>
         <w:t xml:space="preserve"> </w:t>
@@ -23590,16 +24685,21 @@
         </m:sSub>
         <m:sSub>
           <m:e>
-            <m:acc>
-              <m:accPr>
-                <m:chr m:val="̃"/>
-              </m:accPr>
+            <m:limLow>
               <m:e>
                 <m:r>
                   <m:t>v</m:t>
                 </m:r>
               </m:e>
-            </m:acc>
+              <m:lim>
+                <m:r>
+                  <m:rPr>
+                    <m:sty m:val="p"/>
+                  </m:rPr>
+                  <m:t>∼</m:t>
+                </m:r>
+              </m:lim>
+            </m:limLow>
           </m:e>
           <m:sub>
             <m:r>
@@ -23639,16 +24739,21 @@
         </m:sSub>
         <m:sSub>
           <m:e>
-            <m:acc>
-              <m:accPr>
-                <m:chr m:val="̃"/>
-              </m:accPr>
+            <m:limLow>
               <m:e>
                 <m:r>
                   <m:t>v</m:t>
                 </m:r>
               </m:e>
-            </m:acc>
+              <m:lim>
+                <m:r>
+                  <m:rPr>
+                    <m:sty m:val="p"/>
+                  </m:rPr>
+                  <m:t>∼</m:t>
+                </m:r>
+              </m:lim>
+            </m:limLow>
           </m:e>
           <m:sub>
             <m:r>
@@ -23668,32 +24773,42 @@
         <m:r>
           <m:t> </m:t>
         </m:r>
-        <m:acc>
-          <m:accPr>
-            <m:chr m:val="̃"/>
-          </m:accPr>
+        <m:limLow>
           <m:e>
             <m:r>
               <m:t>w</m:t>
             </m:r>
           </m:e>
-        </m:acc>
+          <m:lim>
+            <m:r>
+              <m:rPr>
+                <m:sty m:val="p"/>
+              </m:rPr>
+              <m:t>∼</m:t>
+            </m:r>
+          </m:lim>
+        </m:limLow>
         <m:r>
           <m:rPr>
             <m:sty m:val="p"/>
           </m:rPr>
           <m:t>=</m:t>
         </m:r>
-        <m:acc>
-          <m:accPr>
-            <m:chr m:val="̃"/>
-          </m:accPr>
+        <m:limLow>
           <m:e>
             <m:r>
               <m:t>0</m:t>
             </m:r>
           </m:e>
-        </m:acc>
+          <m:lim>
+            <m:r>
+              <m:rPr>
+                <m:sty m:val="p"/>
+              </m:rPr>
+              <m:t>∼</m:t>
+            </m:r>
+          </m:lim>
+        </m:limLow>
       </m:oMath>
       <w:r>
         <w:t xml:space="preserve">.</w:t>
@@ -23793,16 +24908,21 @@
         <m:oMath>
           <m:eqArr>
             <m:e>
-              <m:acc>
-                <m:accPr>
-                  <m:chr m:val="̃"/>
-                </m:accPr>
+              <m:limLow>
                 <m:e>
                   <m:r>
                     <m:t>w</m:t>
                   </m:r>
                 </m:e>
-              </m:acc>
+                <m:lim>
+                  <m:r>
+                    <m:rPr>
+                      <m:sty m:val="p"/>
+                    </m:rPr>
+                    <m:t>∼</m:t>
+                  </m:r>
+                </m:lim>
+              </m:limLow>
               <m:r>
                 <m:t>&amp;</m:t>
               </m:r>
@@ -23847,16 +24967,21 @@
                   <m:r>
                     <m:t> </m:t>
                   </m:r>
-                  <m:acc>
-                    <m:accPr>
-                      <m:chr m:val="̃"/>
-                    </m:accPr>
+                  <m:limLow>
                     <m:e>
                       <m:r>
                         <m:t>w</m:t>
                       </m:r>
                     </m:e>
-                  </m:acc>
+                    <m:lim>
+                      <m:r>
+                        <m:rPr>
+                          <m:sty m:val="p"/>
+                        </m:rPr>
+                        <m:t>∼</m:t>
+                      </m:r>
+                    </m:lim>
+                  </m:limLow>
                 </m:e>
               </m:d>
               <m:r>
@@ -23954,16 +25079,21 @@
                   </m:sSub>
                   <m:sSub>
                     <m:e>
-                      <m:acc>
-                        <m:accPr>
-                          <m:chr m:val="̃"/>
-                        </m:accPr>
+                      <m:limLow>
                         <m:e>
                           <m:r>
                             <m:t>v</m:t>
                           </m:r>
                         </m:e>
-                      </m:acc>
+                        <m:lim>
+                          <m:r>
+                            <m:rPr>
+                              <m:sty m:val="p"/>
+                            </m:rPr>
+                            <m:t>∼</m:t>
+                          </m:r>
+                        </m:lim>
+                      </m:limLow>
                     </m:e>
                     <m:sub>
                       <m:r>
@@ -24003,16 +25133,21 @@
                   </m:sSub>
                   <m:sSub>
                     <m:e>
-                      <m:acc>
-                        <m:accPr>
-                          <m:chr m:val="̃"/>
-                        </m:accPr>
+                      <m:limLow>
                         <m:e>
                           <m:r>
                             <m:t>v</m:t>
                           </m:r>
                         </m:e>
-                      </m:acc>
+                        <m:lim>
+                          <m:r>
+                            <m:rPr>
+                              <m:sty m:val="p"/>
+                            </m:rPr>
+                            <m:t>∼</m:t>
+                          </m:r>
+                        </m:lim>
+                      </m:limLow>
                     </m:e>
                     <m:sub>
                       <m:r>
@@ -24044,16 +25179,21 @@
               <m:r>
                 <m:t> </m:t>
               </m:r>
-              <m:acc>
-                <m:accPr>
-                  <m:chr m:val="̃"/>
-                </m:accPr>
+              <m:limLow>
                 <m:e>
                   <m:r>
                     <m:t>w</m:t>
                   </m:r>
                 </m:e>
-              </m:acc>
+                <m:lim>
+                  <m:r>
+                    <m:rPr>
+                      <m:sty m:val="p"/>
+                    </m:rPr>
+                    <m:t>∼</m:t>
+                  </m:r>
+                </m:lim>
+              </m:limLow>
               <m:r>
                 <m:rPr>
                   <m:nor/>
@@ -24123,16 +25263,21 @@
               </m:r>
               <m:sSub>
                 <m:e>
-                  <m:acc>
-                    <m:accPr>
-                      <m:chr m:val="̃"/>
-                    </m:accPr>
+                  <m:limLow>
                     <m:e>
                       <m:r>
                         <m:t>v</m:t>
                       </m:r>
                     </m:e>
-                  </m:acc>
+                    <m:lim>
+                      <m:r>
+                        <m:rPr>
+                          <m:sty m:val="p"/>
+                        </m:rPr>
+                        <m:t>∼</m:t>
+                      </m:r>
+                    </m:lim>
+                  </m:limLow>
                 </m:e>
                 <m:sub>
                   <m:r>
@@ -24209,16 +25354,21 @@
               </m:r>
               <m:sSub>
                 <m:e>
-                  <m:acc>
-                    <m:accPr>
-                      <m:chr m:val="̃"/>
-                    </m:accPr>
+                  <m:limLow>
                     <m:e>
                       <m:r>
                         <m:t>v</m:t>
                       </m:r>
                     </m:e>
-                  </m:acc>
+                    <m:lim>
+                      <m:r>
+                        <m:rPr>
+                          <m:sty m:val="p"/>
+                        </m:rPr>
+                        <m:t>∼</m:t>
+                      </m:r>
+                    </m:lim>
+                  </m:limLow>
                 </m:e>
                 <m:sub>
                   <m:r>
@@ -24283,16 +25433,21 @@
         <w:t xml:space="preserve"> </w:t>
       </w:r>
       <m:oMath>
-        <m:acc>
-          <m:accPr>
-            <m:chr m:val="̃"/>
-          </m:accPr>
+        <m:limLow>
           <m:e>
             <m:r>
               <m:t>w</m:t>
             </m:r>
           </m:e>
-        </m:acc>
+          <m:lim>
+            <m:r>
+              <m:rPr>
+                <m:sty m:val="p"/>
+              </m:rPr>
+              <m:t>∼</m:t>
+            </m:r>
+          </m:lim>
+        </m:limLow>
       </m:oMath>
       <w:r>
         <w:t xml:space="preserve"> </w:t>
@@ -24323,16 +25478,21 @@
           <m:e>
             <m:sSub>
               <m:e>
-                <m:acc>
-                  <m:accPr>
-                    <m:chr m:val="̃"/>
-                  </m:accPr>
+                <m:limLow>
                   <m:e>
                     <m:r>
                       <m:t>v</m:t>
                     </m:r>
                   </m:e>
-                </m:acc>
+                  <m:lim>
+                    <m:r>
+                      <m:rPr>
+                        <m:sty m:val="p"/>
+                      </m:rPr>
+                      <m:t>∼</m:t>
+                    </m:r>
+                  </m:lim>
+                </m:limLow>
               </m:e>
               <m:sub>
                 <m:r>
@@ -24360,16 +25520,21 @@
             </m:r>
             <m:sSub>
               <m:e>
-                <m:acc>
-                  <m:accPr>
-                    <m:chr m:val="̃"/>
-                  </m:accPr>
+                <m:limLow>
                   <m:e>
                     <m:r>
                       <m:t>v</m:t>
                     </m:r>
                   </m:e>
-                </m:acc>
+                  <m:lim>
+                    <m:r>
+                      <m:rPr>
+                        <m:sty m:val="p"/>
+                      </m:rPr>
+                      <m:t>∼</m:t>
+                    </m:r>
+                  </m:lim>
+                </m:limLow>
               </m:e>
               <m:sub>
                 <m:r>
@@ -24467,16 +25632,21 @@
         </m:sSub>
         <m:sSub>
           <m:e>
-            <m:acc>
-              <m:accPr>
-                <m:chr m:val="̃"/>
-              </m:accPr>
+            <m:limLow>
               <m:e>
                 <m:r>
                   <m:t>v</m:t>
                 </m:r>
               </m:e>
-            </m:acc>
+              <m:lim>
+                <m:r>
+                  <m:rPr>
+                    <m:sty m:val="p"/>
+                  </m:rPr>
+                  <m:t>∼</m:t>
+                </m:r>
+              </m:lim>
+            </m:limLow>
           </m:e>
           <m:sub>
             <m:r>
@@ -24516,16 +25686,21 @@
         </m:sSub>
         <m:sSub>
           <m:e>
-            <m:acc>
-              <m:accPr>
-                <m:chr m:val="̃"/>
-              </m:accPr>
+            <m:limLow>
               <m:e>
                 <m:r>
                   <m:t>v</m:t>
                 </m:r>
               </m:e>
-            </m:acc>
+              <m:lim>
+                <m:r>
+                  <m:rPr>
+                    <m:sty m:val="p"/>
+                  </m:rPr>
+                  <m:t>∼</m:t>
+                </m:r>
+              </m:lim>
+            </m:limLow>
           </m:e>
           <m:sub>
             <m:r>
@@ -24539,16 +25714,21 @@
           </m:rPr>
           <m:t>=</m:t>
         </m:r>
-        <m:acc>
-          <m:accPr>
-            <m:chr m:val="̃"/>
-          </m:accPr>
+        <m:limLow>
           <m:e>
             <m:r>
               <m:t>0</m:t>
             </m:r>
           </m:e>
-        </m:acc>
+          <m:lim>
+            <m:r>
+              <m:rPr>
+                <m:sty m:val="p"/>
+              </m:rPr>
+              <m:t>∼</m:t>
+            </m:r>
+          </m:lim>
+        </m:limLow>
       </m:oMath>
       <w:r>
         <w:t xml:space="preserve">,</w:t>
@@ -24600,16 +25780,21 @@
       <m:oMath>
         <m:sSub>
           <m:e>
-            <m:acc>
-              <m:accPr>
-                <m:chr m:val="̃"/>
-              </m:accPr>
+            <m:limLow>
               <m:e>
                 <m:r>
                   <m:t>v</m:t>
                 </m:r>
               </m:e>
-            </m:acc>
+              <m:lim>
+                <m:r>
+                  <m:rPr>
+                    <m:sty m:val="p"/>
+                  </m:rPr>
+                  <m:t>∼</m:t>
+                </m:r>
+              </m:lim>
+            </m:limLow>
           </m:e>
           <m:sub>
             <m:r>
@@ -24637,16 +25822,21 @@
         </m:r>
         <m:sSub>
           <m:e>
-            <m:acc>
-              <m:accPr>
-                <m:chr m:val="̃"/>
-              </m:accPr>
+            <m:limLow>
               <m:e>
                 <m:r>
                   <m:t>v</m:t>
                 </m:r>
               </m:e>
-            </m:acc>
+              <m:lim>
+                <m:r>
+                  <m:rPr>
+                    <m:sty m:val="p"/>
+                  </m:rPr>
+                  <m:t>∼</m:t>
+                </m:r>
+              </m:lim>
+            </m:limLow>
           </m:e>
           <m:sub>
             <m:r>
@@ -25327,16 +26517,21 @@
           </m:rPr>
           <m:t>=</m:t>
         </m:r>
-        <m:acc>
-          <m:accPr>
-            <m:chr m:val="̃"/>
-          </m:accPr>
+        <m:limLow>
           <m:e>
             <m:r>
               <m:t>0</m:t>
             </m:r>
           </m:e>
-        </m:acc>
+          <m:lim>
+            <m:r>
+              <m:rPr>
+                <m:sty m:val="p"/>
+              </m:rPr>
+              <m:t>∼</m:t>
+            </m:r>
+          </m:lim>
+        </m:limLow>
       </m:oMath>
       <w:r>
         <w:t xml:space="preserve">.</w:t>
@@ -25429,16 +26624,21 @@
       <m:oMath>
         <m:sSub>
           <m:e>
-            <m:acc>
-              <m:accPr>
-                <m:chr m:val="̃"/>
-              </m:accPr>
+            <m:limLow>
               <m:e>
                 <m:r>
                   <m:t>v</m:t>
                 </m:r>
               </m:e>
-            </m:acc>
+              <m:lim>
+                <m:r>
+                  <m:rPr>
+                    <m:sty m:val="p"/>
+                  </m:rPr>
+                  <m:t>∼</m:t>
+                </m:r>
+              </m:lim>
+            </m:limLow>
           </m:e>
           <m:sub>
             <m:r>
@@ -25466,16 +26666,21 @@
         </m:r>
         <m:sSub>
           <m:e>
-            <m:acc>
-              <m:accPr>
-                <m:chr m:val="̃"/>
-              </m:accPr>
+            <m:limLow>
               <m:e>
                 <m:r>
                   <m:t>v</m:t>
                 </m:r>
               </m:e>
-            </m:acc>
+              <m:lim>
+                <m:r>
+                  <m:rPr>
+                    <m:sty m:val="p"/>
+                  </m:rPr>
+                  <m:t>∼</m:t>
+                </m:r>
+              </m:lim>
+            </m:limLow>
           </m:e>
           <m:sub>
             <m:r>
@@ -25650,16 +26855,21 @@
         <w:t xml:space="preserve"> </w:t>
       </w:r>
       <m:oMath>
-        <m:acc>
-          <m:accPr>
-            <m:chr m:val="̃"/>
-          </m:accPr>
+        <m:limLow>
           <m:e>
             <m:r>
               <m:t>w</m:t>
             </m:r>
           </m:e>
-        </m:acc>
+          <m:lim>
+            <m:r>
+              <m:rPr>
+                <m:sty m:val="p"/>
+              </m:rPr>
+              <m:t>∼</m:t>
+            </m:r>
+          </m:lim>
+        </m:limLow>
         <m:r>
           <m:rPr>
             <m:sty m:val="p"/>
@@ -25690,16 +26900,21 @@
         <w:t xml:space="preserve"> </w:t>
       </w:r>
       <m:oMath>
-        <m:acc>
-          <m:accPr>
-            <m:chr m:val="̃"/>
-          </m:accPr>
+        <m:limLow>
           <m:e>
             <m:r>
               <m:t>w</m:t>
             </m:r>
           </m:e>
-        </m:acc>
+          <m:lim>
+            <m:r>
+              <m:rPr>
+                <m:sty m:val="p"/>
+              </m:rPr>
+              <m:t>∼</m:t>
+            </m:r>
+          </m:lim>
+        </m:limLow>
       </m:oMath>
       <w:r>
         <w:t xml:space="preserve"> </w:t>
@@ -25869,16 +27084,21 @@
             <m:grow/>
           </m:dPr>
           <m:e>
-            <m:acc>
-              <m:accPr>
-                <m:chr m:val="̃"/>
-              </m:accPr>
+            <m:limLow>
               <m:e>
                 <m:r>
                   <m:t>0</m:t>
                 </m:r>
               </m:e>
-            </m:acc>
+              <m:lim>
+                <m:r>
+                  <m:rPr>
+                    <m:sty m:val="p"/>
+                  </m:rPr>
+                  <m:t>∼</m:t>
+                </m:r>
+              </m:lim>
+            </m:limLow>
           </m:e>
         </m:d>
         <m:r>
@@ -25939,16 +27159,21 @@
             <m:grow/>
           </m:dPr>
           <m:e>
-            <m:acc>
-              <m:accPr>
-                <m:chr m:val="̃"/>
-              </m:accPr>
+            <m:limLow>
               <m:e>
                 <m:r>
                   <m:t>0</m:t>
                 </m:r>
               </m:e>
-            </m:acc>
+              <m:lim>
+                <m:r>
+                  <m:rPr>
+                    <m:sty m:val="p"/>
+                  </m:rPr>
+                  <m:t>∼</m:t>
+                </m:r>
+              </m:lim>
+            </m:limLow>
           </m:e>
         </m:d>
         <m:r>
@@ -27263,16 +28488,21 @@
             <m:grow/>
           </m:dPr>
           <m:e>
-            <m:acc>
-              <m:accPr>
-                <m:chr m:val="̃"/>
-              </m:accPr>
+            <m:limLow>
               <m:e>
                 <m:r>
                   <m:t>0</m:t>
                 </m:r>
               </m:e>
-            </m:acc>
+              <m:lim>
+                <m:r>
+                  <m:rPr>
+                    <m:sty m:val="p"/>
+                  </m:rPr>
+                  <m:t>∼</m:t>
+                </m:r>
+              </m:lim>
+            </m:limLow>
           </m:e>
         </m:d>
         <m:r>
@@ -27310,16 +28540,21 @@
         <w:t xml:space="preserve"> </w:t>
       </w:r>
       <m:oMath>
-        <m:acc>
-          <m:accPr>
-            <m:chr m:val="̃"/>
-          </m:accPr>
+        <m:limLow>
           <m:e>
             <m:r>
               <m:t>0</m:t>
             </m:r>
           </m:e>
-        </m:acc>
+          <m:lim>
+            <m:r>
+              <m:rPr>
+                <m:sty m:val="p"/>
+              </m:rPr>
+              <m:t>∼</m:t>
+            </m:r>
+          </m:lim>
+        </m:limLow>
       </m:oMath>
       <w:r>
         <w:t xml:space="preserve">,</w:t>
@@ -27343,32 +28578,42 @@
           </m:rPr>
           <m:t>⋅</m:t>
         </m:r>
-        <m:acc>
-          <m:accPr>
-            <m:chr m:val="̃"/>
-          </m:accPr>
+        <m:limLow>
           <m:e>
             <m:r>
               <m:t>0</m:t>
             </m:r>
           </m:e>
-        </m:acc>
+          <m:lim>
+            <m:r>
+              <m:rPr>
+                <m:sty m:val="p"/>
+              </m:rPr>
+              <m:t>∼</m:t>
+            </m:r>
+          </m:lim>
+        </m:limLow>
         <m:r>
           <m:rPr>
             <m:sty m:val="p"/>
           </m:rPr>
           <m:t>=</m:t>
         </m:r>
-        <m:acc>
-          <m:accPr>
-            <m:chr m:val="̃"/>
-          </m:accPr>
+        <m:limLow>
           <m:e>
             <m:r>
               <m:t>0</m:t>
             </m:r>
           </m:e>
-        </m:acc>
+          <m:lim>
+            <m:r>
+              <m:rPr>
+                <m:sty m:val="p"/>
+              </m:rPr>
+              <m:t>∼</m:t>
+            </m:r>
+          </m:lim>
+        </m:limLow>
       </m:oMath>
       <w:r>
         <w:t xml:space="preserve"> </w:t>
@@ -27443,16 +28688,21 @@
       <m:oMath>
         <m:sSub>
           <m:e>
-            <m:acc>
-              <m:accPr>
-                <m:chr m:val="̃"/>
-              </m:accPr>
+            <m:limLow>
               <m:e>
                 <m:r>
                   <m:t>a</m:t>
                 </m:r>
               </m:e>
-            </m:acc>
+              <m:lim>
+                <m:r>
+                  <m:rPr>
+                    <m:sty m:val="p"/>
+                  </m:rPr>
+                  <m:t>∼</m:t>
+                </m:r>
+              </m:lim>
+            </m:limLow>
           </m:e>
           <m:sub>
             <m:r>
@@ -27480,16 +28730,21 @@
         </m:r>
         <m:sSub>
           <m:e>
-            <m:acc>
-              <m:accPr>
-                <m:chr m:val="̃"/>
-              </m:accPr>
+            <m:limLow>
               <m:e>
                 <m:r>
                   <m:t>a</m:t>
                 </m:r>
               </m:e>
-            </m:acc>
+              <m:lim>
+                <m:r>
+                  <m:rPr>
+                    <m:sty m:val="p"/>
+                  </m:rPr>
+                  <m:t>∼</m:t>
+                </m:r>
+              </m:lim>
+            </m:limLow>
           </m:e>
           <m:sub>
             <m:r>
@@ -27531,16 +28786,21 @@
       <m:oMath>
         <m:sSub>
           <m:e>
-            <m:acc>
-              <m:accPr>
-                <m:chr m:val="̃"/>
-              </m:accPr>
+            <m:limLow>
               <m:e>
                 <m:r>
                   <m:t>u</m:t>
                 </m:r>
               </m:e>
-            </m:acc>
+              <m:lim>
+                <m:r>
+                  <m:rPr>
+                    <m:sty m:val="p"/>
+                  </m:rPr>
+                  <m:t>∼</m:t>
+                </m:r>
+              </m:lim>
+            </m:limLow>
           </m:e>
           <m:sub>
             <m:r>
@@ -27568,16 +28828,21 @@
         </m:r>
         <m:sSub>
           <m:e>
-            <m:acc>
-              <m:accPr>
-                <m:chr m:val="̃"/>
-              </m:accPr>
+            <m:limLow>
               <m:e>
                 <m:r>
                   <m:t>u</m:t>
                 </m:r>
               </m:e>
-            </m:acc>
+              <m:lim>
+                <m:r>
+                  <m:rPr>
+                    <m:sty m:val="p"/>
+                  </m:rPr>
+                  <m:t>∼</m:t>
+                </m:r>
+              </m:lim>
+            </m:limLow>
           </m:e>
           <m:sub>
             <m:r>
@@ -27617,16 +28882,21 @@
       <m:oMath>
         <m:sSub>
           <m:e>
-            <m:acc>
-              <m:accPr>
-                <m:chr m:val="̃"/>
-              </m:accPr>
+            <m:limLow>
               <m:e>
                 <m:r>
                   <m:t>u</m:t>
                 </m:r>
               </m:e>
-            </m:acc>
+              <m:lim>
+                <m:r>
+                  <m:rPr>
+                    <m:sty m:val="p"/>
+                  </m:rPr>
+                  <m:t>∼</m:t>
+                </m:r>
+              </m:lim>
+            </m:limLow>
           </m:e>
           <m:sub>
             <m:r>
@@ -27668,16 +28938,21 @@
       <m:oMath>
         <m:sSub>
           <m:e>
-            <m:acc>
-              <m:accPr>
-                <m:chr m:val="̃"/>
-              </m:accPr>
+            <m:limLow>
               <m:e>
                 <m:r>
                   <m:t>u</m:t>
                 </m:r>
               </m:e>
-            </m:acc>
+              <m:lim>
+                <m:r>
+                  <m:rPr>
+                    <m:sty m:val="p"/>
+                  </m:rPr>
+                  <m:t>∼</m:t>
+                </m:r>
+              </m:lim>
+            </m:limLow>
           </m:e>
           <m:sub>
             <m:r>
@@ -27708,16 +28983,21 @@
         </m:sSub>
         <m:sSub>
           <m:e>
-            <m:acc>
-              <m:accPr>
-                <m:chr m:val="̃"/>
-              </m:accPr>
+            <m:limLow>
               <m:e>
                 <m:r>
                   <m:t>a</m:t>
                 </m:r>
               </m:e>
-            </m:acc>
+              <m:lim>
+                <m:r>
+                  <m:rPr>
+                    <m:sty m:val="p"/>
+                  </m:rPr>
+                  <m:t>∼</m:t>
+                </m:r>
+              </m:lim>
+            </m:limLow>
           </m:e>
           <m:sub>
             <m:r>
@@ -27760,16 +29040,21 @@
         </m:sSub>
         <m:sSub>
           <m:e>
-            <m:acc>
-              <m:accPr>
-                <m:chr m:val="̃"/>
-              </m:accPr>
+            <m:limLow>
               <m:e>
                 <m:r>
                   <m:t>a</m:t>
                 </m:r>
               </m:e>
-            </m:acc>
+              <m:lim>
+                <m:r>
+                  <m:rPr>
+                    <m:sty m:val="p"/>
+                  </m:rPr>
+                  <m:t>∼</m:t>
+                </m:r>
+              </m:lim>
+            </m:limLow>
           </m:e>
           <m:sub>
             <m:r>
@@ -27790,16 +29075,21 @@
       <m:oMath>
         <m:sSub>
           <m:e>
-            <m:acc>
-              <m:accPr>
-                <m:chr m:val="̃"/>
-              </m:accPr>
+            <m:limLow>
               <m:e>
                 <m:r>
                   <m:t>c</m:t>
                 </m:r>
               </m:e>
-            </m:acc>
+              <m:lim>
+                <m:r>
+                  <m:rPr>
+                    <m:sty m:val="p"/>
+                  </m:rPr>
+                  <m:t>∼</m:t>
+                </m:r>
+              </m:lim>
+            </m:limLow>
           </m:e>
           <m:sub>
             <m:r>
@@ -27937,16 +29227,21 @@
       <m:oMath>
         <m:sSub>
           <m:e>
-            <m:acc>
-              <m:accPr>
-                <m:chr m:val="̃"/>
-              </m:accPr>
+            <m:limLow>
               <m:e>
                 <m:r>
                   <m:t>c</m:t>
                 </m:r>
               </m:e>
-            </m:acc>
+              <m:lim>
+                <m:r>
+                  <m:rPr>
+                    <m:sty m:val="p"/>
+                  </m:rPr>
+                  <m:t>∼</m:t>
+                </m:r>
+              </m:lim>
+            </m:limLow>
           </m:e>
           <m:sub>
             <m:r>
@@ -27974,16 +29269,21 @@
         </m:r>
         <m:sSub>
           <m:e>
-            <m:acc>
-              <m:accPr>
-                <m:chr m:val="̃"/>
-              </m:accPr>
+            <m:limLow>
               <m:e>
                 <m:r>
                   <m:t>c</m:t>
                 </m:r>
               </m:e>
-            </m:acc>
+              <m:lim>
+                <m:r>
+                  <m:rPr>
+                    <m:sty m:val="p"/>
+                  </m:rPr>
+                  <m:t>∼</m:t>
+                </m:r>
+              </m:lim>
+            </m:limLow>
           </m:e>
           <m:sub>
             <m:r>
@@ -28125,16 +29425,21 @@
         </m:sSub>
         <m:sSub>
           <m:e>
-            <m:acc>
-              <m:accPr>
-                <m:chr m:val="̃"/>
-              </m:accPr>
+            <m:limLow>
               <m:e>
                 <m:r>
                   <m:t>c</m:t>
                 </m:r>
               </m:e>
-            </m:acc>
+              <m:lim>
+                <m:r>
+                  <m:rPr>
+                    <m:sty m:val="p"/>
+                  </m:rPr>
+                  <m:t>∼</m:t>
+                </m:r>
+              </m:lim>
+            </m:limLow>
           </m:e>
           <m:sub>
             <m:r>
@@ -28174,16 +29479,21 @@
         </m:sSub>
         <m:sSub>
           <m:e>
-            <m:acc>
-              <m:accPr>
-                <m:chr m:val="̃"/>
-              </m:accPr>
+            <m:limLow>
               <m:e>
                 <m:r>
                   <m:t>c</m:t>
                 </m:r>
               </m:e>
-            </m:acc>
+              <m:lim>
+                <m:r>
+                  <m:rPr>
+                    <m:sty m:val="p"/>
+                  </m:rPr>
+                  <m:t>∼</m:t>
+                </m:r>
+              </m:lim>
+            </m:limLow>
           </m:e>
           <m:sub>
             <m:r>
@@ -28199,16 +29509,21 @@
         </m:r>
         <m:sSub>
           <m:e>
-            <m:acc>
-              <m:accPr>
-                <m:chr m:val="̃"/>
-              </m:accPr>
+            <m:limLow>
               <m:e>
                 <m:r>
                   <m:t>0</m:t>
                 </m:r>
               </m:e>
-            </m:acc>
+              <m:lim>
+                <m:r>
+                  <m:rPr>
+                    <m:sty m:val="p"/>
+                  </m:rPr>
+                  <m:t>∼</m:t>
+                </m:r>
+              </m:lim>
+            </m:limLow>
           </m:e>
           <m:sub>
             <m:r>
@@ -28388,16 +29703,21 @@
               </m:nary>
               <m:sSub>
                 <m:e>
-                  <m:acc>
-                    <m:accPr>
-                      <m:chr m:val="̃"/>
-                    </m:accPr>
+                  <m:limLow>
                     <m:e>
                       <m:r>
                         <m:t>u</m:t>
                       </m:r>
                     </m:e>
-                  </m:acc>
+                    <m:lim>
+                      <m:r>
+                        <m:rPr>
+                          <m:sty m:val="p"/>
+                        </m:rPr>
+                        <m:t>∼</m:t>
+                      </m:r>
+                    </m:lim>
+                  </m:limLow>
                 </m:e>
                 <m:sub>
                   <m:r>
@@ -28501,16 +29821,21 @@
               </m:nary>
               <m:sSub>
                 <m:e>
-                  <m:acc>
-                    <m:accPr>
-                      <m:chr m:val="̃"/>
-                    </m:accPr>
+                  <m:limLow>
                     <m:e>
                       <m:r>
                         <m:t>a</m:t>
                       </m:r>
                     </m:e>
-                  </m:acc>
+                    <m:lim>
+                      <m:r>
+                        <m:rPr>
+                          <m:sty m:val="p"/>
+                        </m:rPr>
+                        <m:t>∼</m:t>
+                      </m:r>
+                    </m:lim>
+                  </m:limLow>
                 </m:e>
                 <m:sub>
                   <m:r>
@@ -28533,16 +29858,21 @@
               </m:r>
               <m:sSub>
                 <m:e>
-                  <m:acc>
-                    <m:accPr>
-                      <m:chr m:val="̃"/>
-                    </m:accPr>
+                  <m:limLow>
                     <m:e>
                       <m:r>
                         <m:t>u</m:t>
                       </m:r>
                     </m:e>
-                  </m:acc>
+                    <m:lim>
+                      <m:r>
+                        <m:rPr>
+                          <m:sty m:val="p"/>
+                        </m:rPr>
+                        <m:t>∼</m:t>
+                      </m:r>
+                    </m:lim>
+                  </m:limLow>
                 </m:e>
                 <m:sub>
                   <m:r>
@@ -28658,16 +29988,21 @@
               </m:r>
               <m:sSub>
                 <m:e>
-                  <m:acc>
-                    <m:accPr>
-                      <m:chr m:val="̃"/>
-                    </m:accPr>
+                  <m:limLow>
                     <m:e>
                       <m:r>
                         <m:t>a</m:t>
                       </m:r>
                     </m:e>
-                  </m:acc>
+                    <m:lim>
+                      <m:r>
+                        <m:rPr>
+                          <m:sty m:val="p"/>
+                        </m:rPr>
+                        <m:t>∼</m:t>
+                      </m:r>
+                    </m:lim>
+                  </m:limLow>
                 </m:e>
                 <m:sub>
                   <m:r>
@@ -28808,16 +30143,21 @@
               </m:r>
               <m:sSub>
                 <m:e>
-                  <m:acc>
-                    <m:accPr>
-                      <m:chr m:val="̃"/>
-                    </m:accPr>
+                  <m:limLow>
                     <m:e>
                       <m:r>
                         <m:t>a</m:t>
                       </m:r>
                     </m:e>
-                  </m:acc>
+                    <m:lim>
+                      <m:r>
+                        <m:rPr>
+                          <m:sty m:val="p"/>
+                        </m:rPr>
+                        <m:t>∼</m:t>
+                      </m:r>
+                    </m:lim>
+                  </m:limLow>
                 </m:e>
                 <m:sub>
                   <m:r>
@@ -28955,16 +30295,21 @@
               </m:r>
               <m:sSub>
                 <m:e>
-                  <m:acc>
-                    <m:accPr>
-                      <m:chr m:val="̃"/>
-                    </m:accPr>
+                  <m:limLow>
                     <m:e>
                       <m:r>
                         <m:t>a</m:t>
                       </m:r>
                     </m:e>
-                  </m:acc>
+                    <m:lim>
+                      <m:r>
+                        <m:rPr>
+                          <m:sty m:val="p"/>
+                        </m:rPr>
+                        <m:t>∼</m:t>
+                      </m:r>
+                    </m:lim>
+                  </m:limLow>
                 </m:e>
                 <m:sub>
                   <m:r>
@@ -28987,16 +30332,21 @@
               </m:r>
               <m:sSub>
                 <m:e>
-                  <m:acc>
-                    <m:accPr>
-                      <m:chr m:val="̃"/>
-                    </m:accPr>
+                  <m:limLow>
                     <m:e>
                       <m:r>
                         <m:t>a</m:t>
                       </m:r>
                     </m:e>
-                  </m:acc>
+                    <m:lim>
+                      <m:r>
+                        <m:rPr>
+                          <m:sty m:val="p"/>
+                        </m:rPr>
+                        <m:t>∼</m:t>
+                      </m:r>
+                    </m:lim>
+                  </m:limLow>
                 </m:e>
                 <m:sub>
                   <m:r>
@@ -29062,16 +30412,21 @@
               </m:r>
               <m:sSub>
                 <m:e>
-                  <m:acc>
-                    <m:accPr>
-                      <m:chr m:val="̃"/>
-                    </m:accPr>
+                  <m:limLow>
                     <m:e>
                       <m:r>
                         <m:t>a</m:t>
                       </m:r>
                     </m:e>
-                  </m:acc>
+                    <m:lim>
+                      <m:r>
+                        <m:rPr>
+                          <m:sty m:val="p"/>
+                        </m:rPr>
+                        <m:t>∼</m:t>
+                      </m:r>
+                    </m:lim>
+                  </m:limLow>
                 </m:e>
                 <m:sub>
                   <m:r>
@@ -29136,16 +30491,21 @@
               </m:nary>
               <m:sSub>
                 <m:e>
-                  <m:acc>
-                    <m:accPr>
-                      <m:chr m:val="̃"/>
-                    </m:accPr>
+                  <m:limLow>
                     <m:e>
                       <m:r>
                         <m:t>c</m:t>
                       </m:r>
                     </m:e>
-                  </m:acc>
+                    <m:lim>
+                      <m:r>
+                        <m:rPr>
+                          <m:sty m:val="p"/>
+                        </m:rPr>
+                        <m:t>∼</m:t>
+                      </m:r>
+                    </m:lim>
+                  </m:limLow>
                 </m:e>
                 <m:sub>
                   <m:r>
@@ -29161,16 +30521,21 @@
               </m:r>
               <m:sSub>
                 <m:e>
-                  <m:acc>
-                    <m:accPr>
-                      <m:chr m:val="̃"/>
-                    </m:accPr>
+                  <m:limLow>
                     <m:e>
                       <m:r>
                         <m:t>0</m:t>
                       </m:r>
                     </m:e>
-                  </m:acc>
+                    <m:lim>
+                      <m:r>
+                        <m:rPr>
+                          <m:sty m:val="p"/>
+                        </m:rPr>
+                        <m:t>∼</m:t>
+                      </m:r>
+                    </m:lim>
+                  </m:limLow>
                 </m:e>
                 <m:sub>
                   <m:r>
@@ -29198,16 +30563,21 @@
               </m:r>
               <m:sSub>
                 <m:e>
-                  <m:acc>
-                    <m:accPr>
-                      <m:chr m:val="̃"/>
-                    </m:accPr>
+                  <m:limLow>
                     <m:e>
                       <m:r>
                         <m:t>0</m:t>
                       </m:r>
                     </m:e>
-                  </m:acc>
+                    <m:lim>
+                      <m:r>
+                        <m:rPr>
+                          <m:sty m:val="p"/>
+                        </m:rPr>
+                        <m:t>∼</m:t>
+                      </m:r>
+                    </m:lim>
+                  </m:limLow>
                 </m:e>
                 <m:sub>
                   <m:r>
@@ -29234,16 +30604,21 @@
                 </m:rPr>
                 <m:t>(a zero multiple of a vector is </m:t>
               </m:r>
-              <m:acc>
-                <m:accPr>
-                  <m:chr m:val="̃"/>
-                </m:accPr>
+              <m:limLow>
                 <m:e>
                   <m:r>
                     <m:t>0</m:t>
                   </m:r>
                 </m:e>
-              </m:acc>
+                <m:lim>
+                  <m:r>
+                    <m:rPr>
+                      <m:sty m:val="p"/>
+                    </m:rPr>
+                    <m:t>∼</m:t>
+                  </m:r>
+                </m:lim>
+              </m:limLow>
               <m:r>
                 <m:rPr>
                   <m:nor/>
@@ -29269,16 +30644,21 @@
       <m:oMath>
         <m:sSub>
           <m:e>
-            <m:acc>
-              <m:accPr>
-                <m:chr m:val="̃"/>
-              </m:accPr>
+            <m:limLow>
               <m:e>
                 <m:r>
                   <m:t>u</m:t>
                 </m:r>
               </m:e>
-            </m:acc>
+              <m:lim>
+                <m:r>
+                  <m:rPr>
+                    <m:sty m:val="p"/>
+                  </m:rPr>
+                  <m:t>∼</m:t>
+                </m:r>
+              </m:lim>
+            </m:limLow>
           </m:e>
           <m:sub>
             <m:r>
@@ -29306,16 +30686,21 @@
         </m:r>
         <m:sSub>
           <m:e>
-            <m:acc>
-              <m:accPr>
-                <m:chr m:val="̃"/>
-              </m:accPr>
+            <m:limLow>
               <m:e>
                 <m:r>
                   <m:t>u</m:t>
                 </m:r>
               </m:e>
-            </m:acc>
+              <m:lim>
+                <m:r>
+                  <m:rPr>
+                    <m:sty m:val="p"/>
+                  </m:rPr>
+                  <m:t>∼</m:t>
+                </m:r>
+              </m:lim>
+            </m:limLow>
           </m:e>
           <m:sub>
             <m:r>
@@ -29336,16 +30721,21 @@
       <m:oMath>
         <m:sSub>
           <m:e>
-            <m:acc>
-              <m:accPr>
-                <m:chr m:val="̃"/>
-              </m:accPr>
+            <m:limLow>
               <m:e>
                 <m:r>
                   <m:t>0</m:t>
                 </m:r>
               </m:e>
-            </m:acc>
+              <m:lim>
+                <m:r>
+                  <m:rPr>
+                    <m:sty m:val="p"/>
+                  </m:rPr>
+                  <m:t>∼</m:t>
+                </m:r>
+              </m:lim>
+            </m:limLow>
           </m:e>
           <m:sub>
             <m:r>
@@ -29871,16 +31261,21 @@
           </m:rPr>
           <m:t>=</m:t>
         </m:r>
-        <m:acc>
-          <m:accPr>
-            <m:chr m:val="̃"/>
-          </m:accPr>
+        <m:limLow>
           <m:e>
             <m:r>
               <m:t>0</m:t>
             </m:r>
           </m:e>
-        </m:acc>
+          <m:lim>
+            <m:r>
+              <m:rPr>
+                <m:sty m:val="p"/>
+              </m:rPr>
+              <m:t>∼</m:t>
+            </m:r>
+          </m:lim>
+        </m:limLow>
       </m:oMath>
       <w:r>
         <w:t xml:space="preserve">.</w:t>
@@ -30399,16 +31794,21 @@
       <m:oMath>
         <m:sSub>
           <m:e>
-            <m:acc>
-              <m:accPr>
-                <m:chr m:val="̃"/>
-              </m:accPr>
+            <m:limLow>
               <m:e>
                 <m:r>
                   <m:t>t</m:t>
                 </m:r>
               </m:e>
-            </m:acc>
+              <m:lim>
+                <m:r>
+                  <m:rPr>
+                    <m:sty m:val="p"/>
+                  </m:rPr>
+                  <m:t>∼</m:t>
+                </m:r>
+              </m:lim>
+            </m:limLow>
           </m:e>
           <m:sub>
             <m:r>
@@ -30436,16 +31836,21 @@
         </m:r>
         <m:sSub>
           <m:e>
-            <m:acc>
-              <m:accPr>
-                <m:chr m:val="̃"/>
-              </m:accPr>
+            <m:limLow>
               <m:e>
                 <m:r>
                   <m:t>t</m:t>
                 </m:r>
               </m:e>
-            </m:acc>
+              <m:lim>
+                <m:r>
+                  <m:rPr>
+                    <m:sty m:val="p"/>
+                  </m:rPr>
+                  <m:t>∼</m:t>
+                </m:r>
+              </m:lim>
+            </m:limLow>
           </m:e>
           <m:sub>
             <m:r>
@@ -30601,16 +32006,21 @@
             <m:grow/>
           </m:dPr>
           <m:e>
-            <m:acc>
-              <m:accPr>
-                <m:chr m:val="̃"/>
-              </m:accPr>
+            <m:limLow>
               <m:e>
                 <m:r>
                   <m:t>0</m:t>
                 </m:r>
               </m:e>
-            </m:acc>
+              <m:lim>
+                <m:r>
+                  <m:rPr>
+                    <m:sty m:val="p"/>
+                  </m:rPr>
+                  <m:t>∼</m:t>
+                </m:r>
+              </m:lim>
+            </m:limLow>
           </m:e>
         </m:d>
         <m:r>
@@ -30653,16 +32063,21 @@
         <w:t xml:space="preserve"> </w:t>
       </w:r>
       <m:oMath>
-        <m:acc>
-          <m:accPr>
-            <m:chr m:val="̃"/>
-          </m:accPr>
+        <m:limLow>
           <m:e>
             <m:r>
               <m:t>s</m:t>
             </m:r>
           </m:e>
-        </m:acc>
+          <m:lim>
+            <m:r>
+              <m:rPr>
+                <m:sty m:val="p"/>
+              </m:rPr>
+              <m:t>∼</m:t>
+            </m:r>
+          </m:lim>
+        </m:limLow>
         <m:r>
           <m:rPr>
             <m:sty m:val="p"/>
@@ -30706,16 +32121,21 @@
           <m:e>
             <m:sSub>
               <m:e>
-                <m:acc>
-                  <m:accPr>
-                    <m:chr m:val="̃"/>
-                  </m:accPr>
+                <m:limLow>
                   <m:e>
                     <m:r>
                       <m:t>t</m:t>
                     </m:r>
                   </m:e>
-                </m:acc>
+                  <m:lim>
+                    <m:r>
+                      <m:rPr>
+                        <m:sty m:val="p"/>
+                      </m:rPr>
+                      <m:t>∼</m:t>
+                    </m:r>
+                  </m:lim>
+                </m:limLow>
               </m:e>
               <m:sub>
                 <m:r>
@@ -30743,16 +32163,21 @@
             </m:r>
             <m:sSub>
               <m:e>
-                <m:acc>
-                  <m:accPr>
-                    <m:chr m:val="̃"/>
-                  </m:accPr>
+                <m:limLow>
                   <m:e>
                     <m:r>
                       <m:t>t</m:t>
                     </m:r>
                   </m:e>
-                </m:acc>
+                  <m:lim>
+                    <m:r>
+                      <m:rPr>
+                        <m:sty m:val="p"/>
+                      </m:rPr>
+                      <m:t>∼</m:t>
+                    </m:r>
+                  </m:lim>
+                </m:limLow>
               </m:e>
               <m:sub>
                 <m:r>
@@ -30794,16 +32219,21 @@
       <m:oMath>
         <m:sSub>
           <m:e>
-            <m:acc>
-              <m:accPr>
-                <m:chr m:val="̃"/>
-              </m:accPr>
+            <m:limLow>
               <m:e>
                 <m:r>
                   <m:t>t</m:t>
                 </m:r>
               </m:e>
-            </m:acc>
+              <m:lim>
+                <m:r>
+                  <m:rPr>
+                    <m:sty m:val="p"/>
+                  </m:rPr>
+                  <m:t>∼</m:t>
+                </m:r>
+              </m:lim>
+            </m:limLow>
           </m:e>
           <m:sub>
             <m:r>
@@ -30831,16 +32261,21 @@
         </m:r>
         <m:sSub>
           <m:e>
-            <m:acc>
-              <m:accPr>
-                <m:chr m:val="̃"/>
-              </m:accPr>
+            <m:limLow>
               <m:e>
                 <m:r>
                   <m:t>t</m:t>
                 </m:r>
               </m:e>
-            </m:acc>
+              <m:lim>
+                <m:r>
+                  <m:rPr>
+                    <m:sty m:val="p"/>
+                  </m:rPr>
+                  <m:t>∼</m:t>
+                </m:r>
+              </m:lim>
+            </m:limLow>
           </m:e>
           <m:sub>
             <m:r>
@@ -30854,16 +32289,21 @@
           </m:rPr>
           <m:t>,</m:t>
         </m:r>
-        <m:acc>
-          <m:accPr>
-            <m:chr m:val="̃"/>
-          </m:accPr>
+        <m:limLow>
           <m:e>
             <m:r>
               <m:t>s</m:t>
             </m:r>
           </m:e>
-        </m:acc>
+          <m:lim>
+            <m:r>
+              <m:rPr>
+                <m:sty m:val="p"/>
+              </m:rPr>
+              <m:t>∼</m:t>
+            </m:r>
+          </m:lim>
+        </m:limLow>
       </m:oMath>
       <w:r>
         <w:t xml:space="preserve"> </w:t>
@@ -31625,16 +33065,21 @@
         <w:t xml:space="preserve"> </w:t>
       </w:r>
       <m:oMath>
-        <m:acc>
-          <m:accPr>
-            <m:chr m:val="̃"/>
-          </m:accPr>
+        <m:limLow>
           <m:e>
             <m:r>
               <m:t>0</m:t>
             </m:r>
           </m:e>
-        </m:acc>
+          <m:lim>
+            <m:r>
+              <m:rPr>
+                <m:sty m:val="p"/>
+              </m:rPr>
+              <m:t>∼</m:t>
+            </m:r>
+          </m:lim>
+        </m:limLow>
       </m:oMath>
       <w:r>
         <w:t xml:space="preserve"> </w:t>
